--- a/Volume 1/Chapter 05 - CRUD Applications/SPA_Vol1_Ch5_Lesson5_7_Imports.docx
+++ b/Volume 1/Chapter 05 - CRUD Applications/SPA_Vol1_Ch5_Lesson5_7_Imports.docx
@@ -1616,8 +1616,411 @@
       </w:pPr>
     </w:p>
     <w:p>
-      <w:r>
-        <w:t>Save each source and supporting file from this lesson into the matching path in the project layout. As in Chapter 1, notepad .\c\basic_imports.c creates and opens one: choose Yes, type the file, save it with Ctrl+S, and close Notepad (on Linux or macOS, nano ./c/basic_imports.c: type the file, then save and close it with Ctrl+O, Enter, then Ctrl+X).</w:t>
+      <w:pPr>
+        <w:pStyle w:val="Heading3"/>
+      </w:pPr>
+      <w:r>
+        <w:t>Windows PowerShell Project Files Setup</w:t>
+      </w:r>
+    </w:p>
+    <w:p>
+      <w:pPr>
+        <w:keepNext/>
+      </w:pPr>
+      <w:r>
+        <w:t>Next, let the tools create each project's settings file, as in Chapter 1. Remember, dotnet new console -o makes a C# project with a .csproj file and a starter Program.cs; you replace Program.cs with this lesson's code in the C# section. Remember, go mod init makes the .\go folder a module by writing .\go\go.mod; its go line shows the Go version you have installed. Remember, npm init -y, npm pkg, then npm install: npm init and npm pkg write .\typescript\package.json here, and Step 2 installs the packages.</w:t>
+      </w:r>
+    </w:p>
+    <w:p>
+      <w:pPr>
+        <w:keepNext/>
+      </w:pPr>
+    </w:p>
+    <w:p>
+      <w:pPr>
+        <w:pStyle w:val="CommandBlock"/>
+        <w:keepNext/>
+      </w:pPr>
+      <w:r>
+        <w:t>dotnet new console -o .\csharp\BasicImports</w:t>
+      </w:r>
+    </w:p>
+    <w:p>
+      <w:pPr>
+        <w:pStyle w:val="CommandBlock"/>
+        <w:keepNext/>
+      </w:pPr>
+      <w:r>
+        <w:t>dotnet new console -o .\csharp\Imports</w:t>
+      </w:r>
+    </w:p>
+    <w:p>
+      <w:pPr>
+        <w:pStyle w:val="CommandBlock"/>
+        <w:keepNext/>
+      </w:pPr>
+      <w:r>
+        <w:t>go -C .\go mod init example.com/imports</w:t>
+      </w:r>
+    </w:p>
+    <w:p>
+      <w:pPr>
+        <w:pStyle w:val="CommandBlock"/>
+        <w:keepNext/>
+      </w:pPr>
+      <w:r>
+        <w:t>Push-Location .\typescript</w:t>
+      </w:r>
+    </w:p>
+    <w:p>
+      <w:pPr>
+        <w:pStyle w:val="CommandBlock"/>
+        <w:keepNext/>
+      </w:pPr>
+      <w:r>
+        <w:t>npm init -y</w:t>
+      </w:r>
+    </w:p>
+    <w:p>
+      <w:pPr>
+        <w:pStyle w:val="CommandBlock"/>
+        <w:keepNext/>
+      </w:pPr>
+      <w:r>
+        <w:t>npm pkg set name=imports-typescript type=module</w:t>
+      </w:r>
+    </w:p>
+    <w:p>
+      <w:pPr>
+        <w:pStyle w:val="CommandBlock"/>
+        <w:keepNext/>
+      </w:pPr>
+      <w:r>
+        <w:t>npm pkg set private=true --json</w:t>
+      </w:r>
+    </w:p>
+    <w:p>
+      <w:pPr>
+        <w:pStyle w:val="CommandBlock"/>
+        <w:keepNext/>
+      </w:pPr>
+      <w:r>
+        <w:t>npm pkg set "scripts.check=tsc --noEmit" "scripts.build=tsc --noEmitOnError"</w:t>
+      </w:r>
+    </w:p>
+    <w:p>
+      <w:pPr>
+        <w:pStyle w:val="CommandBlock"/>
+        <w:keepNext/>
+      </w:pPr>
+      <w:r>
+        <w:t>npm pkg delete version description main keywords author license scripts.test</w:t>
+      </w:r>
+    </w:p>
+    <w:p>
+      <w:pPr>
+        <w:pStyle w:val="CommandBlock"/>
+      </w:pPr>
+      <w:r>
+        <w:t>Pop-Location</w:t>
+      </w:r>
+    </w:p>
+    <w:p>
+      <w:pPr>
+        <w:keepNext/>
+      </w:pPr>
+    </w:p>
+    <w:p>
+      <w:r>
+        <w:t>Then type the TypeScript compiler settings. As in Chapter 1, notepad .\typescript\tsconfig.json creates and opens the file: choose Yes, type the file, save it with Ctrl+S, and close Notepad.</w:t>
+      </w:r>
+    </w:p>
+    <w:p>
+      <w:pPr>
+        <w:keepNext/>
+      </w:pPr>
+    </w:p>
+    <w:p>
+      <w:pPr>
+        <w:pStyle w:val="Heading3"/>
+      </w:pPr>
+      <w:r>
+        <w:t>typescript/tsconfig.json</w:t>
+      </w:r>
+    </w:p>
+    <w:p>
+      <w:pPr>
+        <w:pStyle w:val="SourceCode"/>
+        <w:keepNext/>
+      </w:pPr>
+      <w:r>
+        <w:t>{</w:t>
+      </w:r>
+    </w:p>
+    <w:p>
+      <w:pPr>
+        <w:pStyle w:val="SourceCode"/>
+        <w:keepNext/>
+      </w:pPr>
+      <w:r>
+        <w:t xml:space="preserve">  "compilerOptions": {</w:t>
+      </w:r>
+    </w:p>
+    <w:p>
+      <w:pPr>
+        <w:pStyle w:val="SourceCode"/>
+      </w:pPr>
+      <w:r>
+        <w:t xml:space="preserve">    "target": "ES2022",</w:t>
+      </w:r>
+    </w:p>
+    <w:p>
+      <w:pPr>
+        <w:pStyle w:val="SourceCode"/>
+      </w:pPr>
+      <w:r>
+        <w:t xml:space="preserve">    "module": "NodeNext",</w:t>
+      </w:r>
+    </w:p>
+    <w:p>
+      <w:pPr>
+        <w:pStyle w:val="SourceCode"/>
+      </w:pPr>
+      <w:r>
+        <w:t xml:space="preserve">    "moduleResolution": "NodeNext",</w:t>
+      </w:r>
+    </w:p>
+    <w:p>
+      <w:pPr>
+        <w:pStyle w:val="SourceCode"/>
+      </w:pPr>
+      <w:r>
+        <w:t xml:space="preserve">    "rootDir": "src",</w:t>
+      </w:r>
+    </w:p>
+    <w:p>
+      <w:pPr>
+        <w:pStyle w:val="SourceCode"/>
+      </w:pPr>
+      <w:r>
+        <w:t xml:space="preserve">    "outDir": "dist",</w:t>
+      </w:r>
+    </w:p>
+    <w:p>
+      <w:pPr>
+        <w:pStyle w:val="SourceCode"/>
+      </w:pPr>
+      <w:r>
+        <w:t xml:space="preserve">    "strict": true,</w:t>
+      </w:r>
+    </w:p>
+    <w:p>
+      <w:pPr>
+        <w:pStyle w:val="SourceCode"/>
+      </w:pPr>
+      <w:r>
+        <w:t xml:space="preserve">    "types": [</w:t>
+      </w:r>
+    </w:p>
+    <w:p>
+      <w:pPr>
+        <w:pStyle w:val="SourceCode"/>
+      </w:pPr>
+      <w:r>
+        <w:t xml:space="preserve">      "node"</w:t>
+      </w:r>
+    </w:p>
+    <w:p>
+      <w:pPr>
+        <w:pStyle w:val="SourceCode"/>
+      </w:pPr>
+      <w:r>
+        <w:t xml:space="preserve">    ],</w:t>
+      </w:r>
+    </w:p>
+    <w:p>
+      <w:pPr>
+        <w:pStyle w:val="SourceCode"/>
+      </w:pPr>
+      <w:r>
+        <w:t xml:space="preserve">    "moduleDetection": "force"</w:t>
+      </w:r>
+    </w:p>
+    <w:p>
+      <w:pPr>
+        <w:pStyle w:val="SourceCode"/>
+      </w:pPr>
+      <w:r>
+        <w:t xml:space="preserve">  },</w:t>
+      </w:r>
+    </w:p>
+    <w:p>
+      <w:pPr>
+        <w:pStyle w:val="SourceCode"/>
+      </w:pPr>
+      <w:r>
+        <w:t xml:space="preserve">  "include": [</w:t>
+      </w:r>
+    </w:p>
+    <w:p>
+      <w:pPr>
+        <w:pStyle w:val="SourceCode"/>
+        <w:keepNext/>
+      </w:pPr>
+      <w:r>
+        <w:t xml:space="preserve">    "src/**/*.ts"</w:t>
+      </w:r>
+    </w:p>
+    <w:p>
+      <w:pPr>
+        <w:pStyle w:val="SourceCode"/>
+        <w:keepNext/>
+      </w:pPr>
+      <w:r>
+        <w:t xml:space="preserve">  ]</w:t>
+      </w:r>
+    </w:p>
+    <w:p>
+      <w:pPr>
+        <w:pStyle w:val="SourceCode"/>
+      </w:pPr>
+      <w:r>
+        <w:t>}</w:t>
+      </w:r>
+    </w:p>
+    <w:p>
+      <w:pPr>
+        <w:keepNext/>
+      </w:pPr>
+    </w:p>
+    <w:p>
+      <w:r>
+        <w:t>You save each source file in its language's section below, as each is shown, the same way.</w:t>
+      </w:r>
+    </w:p>
+    <w:p>
+      <w:pPr>
+        <w:keepNext/>
+      </w:pPr>
+    </w:p>
+    <w:p>
+      <w:pPr>
+        <w:pStyle w:val="Heading3"/>
+      </w:pPr>
+      <w:r>
+        <w:t>Linux or macOS Project Files Setup</w:t>
+      </w:r>
+    </w:p>
+    <w:p>
+      <w:pPr>
+        <w:keepNext/>
+      </w:pPr>
+      <w:r>
+        <w:t>Then create the C#, Go, and TypeScript project files with the same commands as on Windows; cd moves into ./typescript for the npm lines, and cd .. moves back.</w:t>
+      </w:r>
+    </w:p>
+    <w:p>
+      <w:pPr>
+        <w:keepNext/>
+      </w:pPr>
+    </w:p>
+    <w:p>
+      <w:pPr>
+        <w:pStyle w:val="CommandBlock"/>
+        <w:keepNext/>
+      </w:pPr>
+      <w:r>
+        <w:t>dotnet new console -o ./csharp/BasicImports</w:t>
+      </w:r>
+    </w:p>
+    <w:p>
+      <w:pPr>
+        <w:pStyle w:val="CommandBlock"/>
+        <w:keepNext/>
+      </w:pPr>
+      <w:r>
+        <w:t>dotnet new console -o ./csharp/Imports</w:t>
+      </w:r>
+    </w:p>
+    <w:p>
+      <w:pPr>
+        <w:pStyle w:val="CommandBlock"/>
+        <w:keepNext/>
+      </w:pPr>
+      <w:r>
+        <w:t>go -C ./go mod init example.com/imports</w:t>
+      </w:r>
+    </w:p>
+    <w:p>
+      <w:pPr>
+        <w:pStyle w:val="CommandBlock"/>
+        <w:keepNext/>
+      </w:pPr>
+      <w:r>
+        <w:t>cd ./typescript</w:t>
+      </w:r>
+    </w:p>
+    <w:p>
+      <w:pPr>
+        <w:pStyle w:val="CommandBlock"/>
+        <w:keepNext/>
+      </w:pPr>
+      <w:r>
+        <w:t>npm init -y</w:t>
+      </w:r>
+    </w:p>
+    <w:p>
+      <w:pPr>
+        <w:pStyle w:val="CommandBlock"/>
+        <w:keepNext/>
+      </w:pPr>
+      <w:r>
+        <w:t>npm pkg set name=imports-typescript type=module</w:t>
+      </w:r>
+    </w:p>
+    <w:p>
+      <w:pPr>
+        <w:pStyle w:val="CommandBlock"/>
+        <w:keepNext/>
+      </w:pPr>
+      <w:r>
+        <w:t>npm pkg set private=true --json</w:t>
+      </w:r>
+    </w:p>
+    <w:p>
+      <w:pPr>
+        <w:pStyle w:val="CommandBlock"/>
+        <w:keepNext/>
+      </w:pPr>
+      <w:r>
+        <w:t>npm pkg set "scripts.check=tsc --noEmit" "scripts.build=tsc --noEmitOnError"</w:t>
+      </w:r>
+    </w:p>
+    <w:p>
+      <w:pPr>
+        <w:pStyle w:val="CommandBlock"/>
+        <w:keepNext/>
+      </w:pPr>
+      <w:r>
+        <w:t>npm pkg delete version description main keywords author license scripts.test</w:t>
+      </w:r>
+    </w:p>
+    <w:p>
+      <w:pPr>
+        <w:pStyle w:val="CommandBlock"/>
+      </w:pPr>
+      <w:r>
+        <w:t>cd ..</w:t>
+      </w:r>
+    </w:p>
+    <w:p>
+      <w:pPr>
+        <w:keepNext/>
+      </w:pPr>
+    </w:p>
+    <w:p>
+      <w:r>
+        <w:t>Type typescript/tsconfig.json exactly as shown in the Windows setup. You save each source file in its language's section below, as each is shown. As in Chapter 1, nano ./c/basic_imports.c creates and opens one: type the file, then save and close it with Ctrl+O, Enter, then Ctrl+X.</w:t>
       </w:r>
     </w:p>
     <w:p>
@@ -1649,6 +2052,16 @@
       </w:pPr>
     </w:p>
     <w:p>
+      <w:r>
+        <w:t>Remember, dotnet add writes the pinned package into the .csproj, go get pins the module in go.mod and go.sum, and npm install --save-exact pins each package in package.json. dotnet add also restores the package, so the dotnet restore lines below only check that it is there. go get lists the module as // indirect until a Go file imports it, and the build works either way; after you save the Go files, go -C .\go mod tidy rewrites go.mod to match the imports, as Supporting Files shows.</w:t>
+      </w:r>
+    </w:p>
+    <w:p>
+      <w:pPr>
+        <w:keepNext/>
+      </w:pPr>
+    </w:p>
+    <w:p>
       <w:pPr>
         <w:pStyle w:val="Heading3"/>
       </w:pPr>
@@ -1662,7 +2075,7 @@
         <w:keepNext/>
       </w:pPr>
       <w:r>
-        <w:t>npm --prefix .\typescript install --ignore-scripts --no-audit --no-fund</w:t>
+        <w:t>npm --prefix .\typescript install --save-dev --save-exact @types/node@24.13.5 `</w:t>
       </w:r>
     </w:p>
     <w:p>
@@ -1671,6 +2084,33 @@
         <w:keepNext/>
       </w:pPr>
       <w:r>
+        <w:t xml:space="preserve">    typescript@7.0.2 --ignore-scripts --no-audit --no-fund</w:t>
+      </w:r>
+    </w:p>
+    <w:p>
+      <w:pPr>
+        <w:pStyle w:val="CommandBlock"/>
+        <w:keepNext/>
+      </w:pPr>
+      <w:r>
+        <w:t>npm --prefix .\typescript install --save-exact csv-parse@7.0.2 mysql2@3.24.5 `</w:t>
+      </w:r>
+    </w:p>
+    <w:p>
+      <w:pPr>
+        <w:pStyle w:val="CommandBlock"/>
+        <w:keepNext/>
+      </w:pPr>
+      <w:r>
+        <w:t xml:space="preserve">    --ignore-scripts --no-audit --no-fund</w:t>
+      </w:r>
+    </w:p>
+    <w:p>
+      <w:pPr>
+        <w:pStyle w:val="CommandBlock"/>
+        <w:keepNext/>
+      </w:pPr>
+      <w:r>
         <w:t>py -m venv .\python\.venv</w:t>
       </w:r>
     </w:p>
@@ -1689,7 +2129,7 @@
         <w:keepNext/>
       </w:pPr>
       <w:r>
-        <w:t>go -C .\go mod tidy</w:t>
+        <w:t>go -C .\go get github.com/go-sql-driver/mysql@v1.10.1</w:t>
       </w:r>
     </w:p>
     <w:p>
@@ -1698,6 +2138,42 @@
         <w:keepNext/>
       </w:pPr>
       <w:r>
+        <w:t>dotnet add .\csharp\BasicImports package CsvHelper --version 33.1.0</w:t>
+      </w:r>
+    </w:p>
+    <w:p>
+      <w:pPr>
+        <w:pStyle w:val="CommandBlock"/>
+        <w:keepNext/>
+      </w:pPr>
+      <w:r>
+        <w:t>dotnet add .\csharp\BasicImports package MySqlConnector --version 2.6.2</w:t>
+      </w:r>
+    </w:p>
+    <w:p>
+      <w:pPr>
+        <w:pStyle w:val="CommandBlock"/>
+        <w:keepNext/>
+      </w:pPr>
+      <w:r>
+        <w:t>dotnet add .\csharp\Imports package CsvHelper --version 33.1.0</w:t>
+      </w:r>
+    </w:p>
+    <w:p>
+      <w:pPr>
+        <w:pStyle w:val="CommandBlock"/>
+        <w:keepNext/>
+      </w:pPr>
+      <w:r>
+        <w:t>dotnet add .\csharp\Imports package MySqlConnector --version 2.6.2</w:t>
+      </w:r>
+    </w:p>
+    <w:p>
+      <w:pPr>
+        <w:pStyle w:val="CommandBlock"/>
+        <w:keepNext/>
+      </w:pPr>
+      <w:r>
         <w:t>dotnet restore .\csharp\BasicImports</w:t>
       </w:r>
     </w:p>
@@ -1914,7 +2390,7 @@
         <w:keepNext/>
       </w:pPr>
       <w:r>
-        <w:t>npm --prefix ./typescript install --ignore-scripts --no-audit --no-fund</w:t>
+        <w:t>npm --prefix ./typescript install --save-dev --save-exact @types/node@24.13.5 \</w:t>
       </w:r>
     </w:p>
     <w:p>
@@ -1923,6 +2399,33 @@
         <w:keepNext/>
       </w:pPr>
       <w:r>
+        <w:t xml:space="preserve">    typescript@7.0.2 --ignore-scripts --no-audit --no-fund</w:t>
+      </w:r>
+    </w:p>
+    <w:p>
+      <w:pPr>
+        <w:pStyle w:val="CommandBlock"/>
+        <w:keepNext/>
+      </w:pPr>
+      <w:r>
+        <w:t>npm --prefix ./typescript install --save-exact csv-parse@7.0.2 mysql2@3.24.5 \</w:t>
+      </w:r>
+    </w:p>
+    <w:p>
+      <w:pPr>
+        <w:pStyle w:val="CommandBlock"/>
+        <w:keepNext/>
+      </w:pPr>
+      <w:r>
+        <w:t xml:space="preserve">    --ignore-scripts --no-audit --no-fund</w:t>
+      </w:r>
+    </w:p>
+    <w:p>
+      <w:pPr>
+        <w:pStyle w:val="CommandBlock"/>
+        <w:keepNext/>
+      </w:pPr>
+      <w:r>
         <w:t>python3 -m venv ./python/.venv</w:t>
       </w:r>
     </w:p>
@@ -1941,7 +2444,7 @@
         <w:keepNext/>
       </w:pPr>
       <w:r>
-        <w:t>go -C ./go mod tidy</w:t>
+        <w:t>go -C ./go get github.com/go-sql-driver/mysql@v1.10.1</w:t>
       </w:r>
     </w:p>
     <w:p>
@@ -1950,6 +2453,42 @@
         <w:keepNext/>
       </w:pPr>
       <w:r>
+        <w:t>dotnet add ./csharp/BasicImports package CsvHelper --version 33.1.0</w:t>
+      </w:r>
+    </w:p>
+    <w:p>
+      <w:pPr>
+        <w:pStyle w:val="CommandBlock"/>
+        <w:keepNext/>
+      </w:pPr>
+      <w:r>
+        <w:t>dotnet add ./csharp/BasicImports package MySqlConnector --version 2.6.2</w:t>
+      </w:r>
+    </w:p>
+    <w:p>
+      <w:pPr>
+        <w:pStyle w:val="CommandBlock"/>
+        <w:keepNext/>
+      </w:pPr>
+      <w:r>
+        <w:t>dotnet add ./csharp/Imports package CsvHelper --version 33.1.0</w:t>
+      </w:r>
+    </w:p>
+    <w:p>
+      <w:pPr>
+        <w:pStyle w:val="CommandBlock"/>
+        <w:keepNext/>
+      </w:pPr>
+      <w:r>
+        <w:t>dotnet add ./csharp/Imports package MySqlConnector --version 2.6.2</w:t>
+      </w:r>
+    </w:p>
+    <w:p>
+      <w:pPr>
+        <w:pStyle w:val="CommandBlock"/>
+        <w:keepNext/>
+      </w:pPr>
+      <w:r>
         <w:t>dotnet restore ./csharp/BasicImports</w:t>
       </w:r>
     </w:p>
@@ -52721,7 +53260,7 @@
     </w:p>
     <w:p>
       <w:r>
-        <w:t>These files are Lesson 4.0's, with this lesson's names and one more package each. Each .csproj names CsvHelper 33.1.0 and MySqlConnector 2.6.2. go.mod names this lesson's module, example.com/imports, requires the driver at v1.10.1, and lists filippo.io/edwards25519, a package the driver itself uses, as indirect; encoding/csv comes with Go. package.json names csv-parse 7.0.2 and mysql2 3.24.5 under dependencies.</w:t>
+        <w:t>These are the files the setup commands wrote, shown here so you can check yours. Your go line shows your own Go version, your mysql line says // indirect until you run go mod tidy, and the blank lines and the order of the package.json fields may differ.</w:t>
       </w:r>
     </w:p>
     <w:p>
@@ -53193,164 +53732,6 @@
       </w:pPr>
       <w:r>
         <w:t xml:space="preserve">  }</w:t>
-      </w:r>
-    </w:p>
-    <w:p>
-      <w:pPr>
-        <w:pStyle w:val="SourceCode"/>
-      </w:pPr>
-      <w:r>
-        <w:t>}</w:t>
-      </w:r>
-    </w:p>
-    <w:p>
-      <w:pPr>
-        <w:keepNext/>
-      </w:pPr>
-    </w:p>
-    <w:p>
-      <w:pPr>
-        <w:keepNext/>
-      </w:pPr>
-    </w:p>
-    <w:p>
-      <w:pPr>
-        <w:pStyle w:val="Heading2"/>
-      </w:pPr>
-      <w:r>
-        <w:t>typescript/tsconfig.json</w:t>
-      </w:r>
-    </w:p>
-    <w:p>
-      <w:pPr>
-        <w:pStyle w:val="SourceCode"/>
-        <w:keepNext/>
-      </w:pPr>
-      <w:r>
-        <w:t>{</w:t>
-      </w:r>
-    </w:p>
-    <w:p>
-      <w:pPr>
-        <w:pStyle w:val="SourceCode"/>
-        <w:keepNext/>
-      </w:pPr>
-      <w:r>
-        <w:t xml:space="preserve">  "compilerOptions": {</w:t>
-      </w:r>
-    </w:p>
-    <w:p>
-      <w:pPr>
-        <w:pStyle w:val="SourceCode"/>
-      </w:pPr>
-      <w:r>
-        <w:t xml:space="preserve">    "target": "ES2022",</w:t>
-      </w:r>
-    </w:p>
-    <w:p>
-      <w:pPr>
-        <w:pStyle w:val="SourceCode"/>
-      </w:pPr>
-      <w:r>
-        <w:t xml:space="preserve">    "module": "NodeNext",</w:t>
-      </w:r>
-    </w:p>
-    <w:p>
-      <w:pPr>
-        <w:pStyle w:val="SourceCode"/>
-      </w:pPr>
-      <w:r>
-        <w:t xml:space="preserve">    "moduleResolution": "NodeNext",</w:t>
-      </w:r>
-    </w:p>
-    <w:p>
-      <w:pPr>
-        <w:pStyle w:val="SourceCode"/>
-      </w:pPr>
-      <w:r>
-        <w:t xml:space="preserve">    "rootDir": "src",</w:t>
-      </w:r>
-    </w:p>
-    <w:p>
-      <w:pPr>
-        <w:pStyle w:val="SourceCode"/>
-      </w:pPr>
-      <w:r>
-        <w:t xml:space="preserve">    "outDir": "dist",</w:t>
-      </w:r>
-    </w:p>
-    <w:p>
-      <w:pPr>
-        <w:pStyle w:val="SourceCode"/>
-      </w:pPr>
-      <w:r>
-        <w:t xml:space="preserve">    "strict": true,</w:t>
-      </w:r>
-    </w:p>
-    <w:p>
-      <w:pPr>
-        <w:pStyle w:val="SourceCode"/>
-      </w:pPr>
-      <w:r>
-        <w:t xml:space="preserve">    "types": [</w:t>
-      </w:r>
-    </w:p>
-    <w:p>
-      <w:pPr>
-        <w:pStyle w:val="SourceCode"/>
-      </w:pPr>
-      <w:r>
-        <w:t xml:space="preserve">      "node"</w:t>
-      </w:r>
-    </w:p>
-    <w:p>
-      <w:pPr>
-        <w:pStyle w:val="SourceCode"/>
-      </w:pPr>
-      <w:r>
-        <w:t xml:space="preserve">    ],</w:t>
-      </w:r>
-    </w:p>
-    <w:p>
-      <w:pPr>
-        <w:pStyle w:val="SourceCode"/>
-      </w:pPr>
-      <w:r>
-        <w:t xml:space="preserve">    "moduleDetection": "force"</w:t>
-      </w:r>
-    </w:p>
-    <w:p>
-      <w:pPr>
-        <w:pStyle w:val="SourceCode"/>
-      </w:pPr>
-      <w:r>
-        <w:t xml:space="preserve">  },</w:t>
-      </w:r>
-    </w:p>
-    <w:p>
-      <w:pPr>
-        <w:pStyle w:val="SourceCode"/>
-      </w:pPr>
-      <w:r>
-        <w:t xml:space="preserve">  "include": [</w:t>
-      </w:r>
-    </w:p>
-    <w:p>
-      <w:pPr>
-        <w:pStyle w:val="SourceCode"/>
-        <w:keepNext/>
-      </w:pPr>
-      <w:r>
-        <w:t xml:space="preserve">    "src/**/*.ts"</w:t>
-      </w:r>
-    </w:p>
-    <w:p>
-      <w:pPr>
-        <w:pStyle w:val="SourceCode"/>
-        <w:keepNext/>
-      </w:pPr>
-      <w:r>
-        <w:t xml:space="preserve">  ]</w:t>
       </w:r>
     </w:p>
     <w:p>
@@ -55530,31 +55911,31 @@
       </w:rPr>
     </w:lvl>
   </w:abstractNum>
-  <w:num w:numId="1" w16cid:durableId="1453204554">
+  <w:num w:numId="1" w16cid:durableId="1352024338">
     <w:abstractNumId w:val="8"/>
   </w:num>
-  <w:num w:numId="2" w16cid:durableId="1590768988">
+  <w:num w:numId="2" w16cid:durableId="275645582">
     <w:abstractNumId w:val="6"/>
   </w:num>
-  <w:num w:numId="3" w16cid:durableId="1638605738">
+  <w:num w:numId="3" w16cid:durableId="117453534">
     <w:abstractNumId w:val="5"/>
   </w:num>
-  <w:num w:numId="4" w16cid:durableId="259024561">
+  <w:num w:numId="4" w16cid:durableId="1470398124">
     <w:abstractNumId w:val="4"/>
   </w:num>
-  <w:num w:numId="5" w16cid:durableId="908883982">
+  <w:num w:numId="5" w16cid:durableId="282469590">
     <w:abstractNumId w:val="7"/>
   </w:num>
-  <w:num w:numId="6" w16cid:durableId="188958830">
+  <w:num w:numId="6" w16cid:durableId="724717832">
     <w:abstractNumId w:val="3"/>
   </w:num>
-  <w:num w:numId="7" w16cid:durableId="1968393846">
+  <w:num w:numId="7" w16cid:durableId="367685310">
     <w:abstractNumId w:val="2"/>
   </w:num>
-  <w:num w:numId="8" w16cid:durableId="2024819334">
+  <w:num w:numId="8" w16cid:durableId="313800631">
     <w:abstractNumId w:val="1"/>
   </w:num>
-  <w:num w:numId="9" w16cid:durableId="324629862">
+  <w:num w:numId="9" w16cid:durableId="226695111">
     <w:abstractNumId w:val="0"/>
   </w:num>
 </w:numbering>

--- a/Volume 1/Chapter 05 - CRUD Applications/SPA_Vol1_Ch5_Lesson5_7_Imports.docx
+++ b/Volume 1/Chapter 05 - CRUD Applications/SPA_Vol1_Ch5_Lesson5_7_Imports.docx
@@ -976,7 +976,7 @@
         <w:pStyle w:val="ListBullet"/>
       </w:pPr>
       <w:r>
-        <w:t>Project Setup's Data Reset drops contacts and contact_groups, creates the Chapter 5 contacts table, and inserts Lesson 4.6's three contacts. Every Build and Run block runs the reset file again before its program.</w:t>
+        <w:t>Each language keeps its own table, contacts_c to contacts_typescript, with its own reset file. Project Setup's Data Reset runs all six: each drops the language's contacts and contact_groups tables, creates its Chapter 5 contacts table, and inserts Lesson 4.6's three contacts. Every Build and Run block runs its language's reset file again before its program.</w:t>
       </w:r>
     </w:p>
     <w:p>
@@ -1057,7 +1057,47 @@
         <w:keepNext/>
       </w:pPr>
       <w:r>
-        <w:t xml:space="preserve">  sql/reset_contacts.sql</w:t>
+        <w:t xml:space="preserve">  sql/reset_contacts_c.sql</w:t>
+      </w:r>
+    </w:p>
+    <w:p>
+      <w:pPr>
+        <w:pStyle w:val="CommandBlock"/>
+      </w:pPr>
+      <w:r>
+        <w:t xml:space="preserve">  sql/reset_contacts_cpp.sql</w:t>
+      </w:r>
+    </w:p>
+    <w:p>
+      <w:pPr>
+        <w:pStyle w:val="CommandBlock"/>
+      </w:pPr>
+      <w:r>
+        <w:t xml:space="preserve">  sql/reset_contacts_csharp.sql</w:t>
+      </w:r>
+    </w:p>
+    <w:p>
+      <w:pPr>
+        <w:pStyle w:val="CommandBlock"/>
+      </w:pPr>
+      <w:r>
+        <w:t xml:space="preserve">  sql/reset_contacts_go.sql</w:t>
+      </w:r>
+    </w:p>
+    <w:p>
+      <w:pPr>
+        <w:pStyle w:val="CommandBlock"/>
+      </w:pPr>
+      <w:r>
+        <w:t xml:space="preserve">  sql/reset_contacts_python.sql</w:t>
+      </w:r>
+    </w:p>
+    <w:p>
+      <w:pPr>
+        <w:pStyle w:val="CommandBlock"/>
+      </w:pPr>
+      <w:r>
+        <w:t xml:space="preserve">  sql/reset_contacts_typescript.sql</w:t>
       </w:r>
     </w:p>
     <w:p>
@@ -2951,7 +2991,10 @@
     </w:p>
     <w:p>
       <w:r>
-        <w:t>This lesson's reset file is Lesson 5.6's: it drops contacts and, if an earlier lesson left it, contact_groups, with any rows in them, then creates the Chapter 5 contacts table and inserts Lesson 4.6's three contacts. Every Build and Run block runs this file again, so each run starts from exactly this state. The rows it removes were practice rows; the Chapter 4 project keeps its own data and never resets it.</w:t>
+        <w:t>Remember, each language keeps its own table (Lesson 4.4), so each has its own reset file, which touches only that table. This lesson's reset files are Lesson 5.6's: reset_contacts_c.sql drops contacts_c and, if an earlier lesson left it, contact_groups_c, with any rows in them, then creates the Chapter 5 contacts_c table and inserts Lesson 4.6's three contacts. The six files differ only in the language's name. Every Build and Run block runs its language's file again, so each run starts from exactly this sta</w:t>
+      </w:r>
+      <w:r>
+        <w:t>te. The rows it removes were practice rows; the Chapter 4 project keeps its own data and never resets it.</w:t>
       </w:r>
     </w:p>
     <w:p>
@@ -2964,115 +3007,147 @@
         <w:pStyle w:val="Heading3"/>
       </w:pPr>
       <w:r>
-        <w:t>sql/reset_contacts.sql</w:t>
-      </w:r>
-    </w:p>
-    <w:p>
-      <w:pPr>
-        <w:pStyle w:val="SourceCode"/>
-        <w:keepNext/>
-      </w:pPr>
-      <w:r>
-        <w:t>-- Lesson 5.7's known contacts. This file resets the lesson tables: it</w:t>
-      </w:r>
-    </w:p>
-    <w:p>
-      <w:pPr>
-        <w:pStyle w:val="SourceCode"/>
-        <w:keepNext/>
-      </w:pPr>
-      <w:r>
-        <w:t>-- drops them, with any rows earlier lessons or your own experiments left</w:t>
-      </w:r>
-    </w:p>
-    <w:p>
-      <w:pPr>
-        <w:pStyle w:val="SourceCode"/>
-      </w:pPr>
-      <w:r>
-        <w:t>-- in them, and builds the Chapter 5 contacts table again with three known</w:t>
-      </w:r>
-    </w:p>
-    <w:p>
-      <w:pPr>
-        <w:pStyle w:val="SourceCode"/>
-      </w:pPr>
-      <w:r>
-        <w:t>-- rows.</w:t>
-      </w:r>
-    </w:p>
-    <w:p>
-      <w:pPr>
-        <w:pStyle w:val="SourceCode"/>
-      </w:pPr>
-    </w:p>
-    <w:p>
-      <w:pPr>
-        <w:pStyle w:val="SourceCode"/>
-      </w:pPr>
-      <w:r>
-        <w:t>-- Remove the old tables (Lesson 4.4). contacts goes first, because in</w:t>
-      </w:r>
-    </w:p>
-    <w:p>
-      <w:pPr>
-        <w:pStyle w:val="SourceCode"/>
-      </w:pPr>
-      <w:r>
-        <w:t>-- Lessons 4.11 to 4.14 it pointed at contact_groups; Chapter 5 has no</w:t>
-      </w:r>
-    </w:p>
-    <w:p>
-      <w:pPr>
-        <w:pStyle w:val="SourceCode"/>
-      </w:pPr>
-      <w:r>
-        <w:t>-- groups, so contact_groups goes too. IF EXISTS skips a missing table.</w:t>
-      </w:r>
-    </w:p>
-    <w:p>
-      <w:pPr>
-        <w:pStyle w:val="SourceCode"/>
-      </w:pPr>
-      <w:r>
-        <w:t>DROP TABLE IF EXISTS contacts;</w:t>
-      </w:r>
-    </w:p>
-    <w:p>
-      <w:pPr>
-        <w:pStyle w:val="SourceCode"/>
-      </w:pPr>
-      <w:r>
-        <w:t>DROP TABLE IF EXISTS contact_groups;</w:t>
-      </w:r>
-    </w:p>
-    <w:p>
-      <w:pPr>
-        <w:pStyle w:val="SourceCode"/>
-      </w:pPr>
-    </w:p>
-    <w:p>
-      <w:pPr>
-        <w:pStyle w:val="SourceCode"/>
-      </w:pPr>
-      <w:r>
-        <w:t>-- The Chapter 5 contacts table: Lesson 4.4's columns, plus Lesson 4.12's</w:t>
-      </w:r>
-    </w:p>
-    <w:p>
-      <w:pPr>
-        <w:pStyle w:val="SourceCode"/>
-      </w:pPr>
-      <w:r>
-        <w:t>-- index on name, because the contacts are listed in name order.</w:t>
-      </w:r>
-    </w:p>
-    <w:p>
-      <w:pPr>
-        <w:pStyle w:val="SourceCode"/>
-      </w:pPr>
-      <w:r>
-        <w:t>CREATE TABLE contacts (</w:t>
+        <w:t>sql/reset_contacts_c.sql</w:t>
+      </w:r>
+    </w:p>
+    <w:p>
+      <w:pPr>
+        <w:pStyle w:val="SourceCode"/>
+        <w:keepNext/>
+      </w:pPr>
+      <w:r>
+        <w:t>-- Chapter 5's known state for C. This file resets the C programs' own</w:t>
+      </w:r>
+    </w:p>
+    <w:p>
+      <w:pPr>
+        <w:pStyle w:val="SourceCode"/>
+        <w:keepNext/>
+      </w:pPr>
+      <w:r>
+        <w:t>-- table, contacts_c: it drops it, with any rows earlier lessons or your own</w:t>
+      </w:r>
+    </w:p>
+    <w:p>
+      <w:pPr>
+        <w:pStyle w:val="SourceCode"/>
+      </w:pPr>
+      <w:r>
+        <w:t>-- experiments left in it, and builds it again with Lesson 4.6's three</w:t>
+      </w:r>
+    </w:p>
+    <w:p>
+      <w:pPr>
+        <w:pStyle w:val="SourceCode"/>
+      </w:pPr>
+      <w:r>
+        <w:t>-- contacts.</w:t>
+      </w:r>
+    </w:p>
+    <w:p>
+      <w:pPr>
+        <w:pStyle w:val="SourceCode"/>
+      </w:pPr>
+    </w:p>
+    <w:p>
+      <w:pPr>
+        <w:pStyle w:val="SourceCode"/>
+      </w:pPr>
+      <w:r>
+        <w:t>-- Remove the old tables and every row in them (Lesson 4.4). contacts_c goes</w:t>
+      </w:r>
+    </w:p>
+    <w:p>
+      <w:pPr>
+        <w:pStyle w:val="SourceCode"/>
+      </w:pPr>
+      <w:r>
+        <w:t>-- first, because in Lessons 4.11 to 4.14 its rows pointed at</w:t>
+      </w:r>
+    </w:p>
+    <w:p>
+      <w:pPr>
+        <w:pStyle w:val="SourceCode"/>
+      </w:pPr>
+      <w:r>
+        <w:t>-- contact_groups_c, and the server refuses to drop a table that another</w:t>
+      </w:r>
+    </w:p>
+    <w:p>
+      <w:pPr>
+        <w:pStyle w:val="SourceCode"/>
+      </w:pPr>
+      <w:r>
+        <w:t>-- table's foreign key still points at. Chapter 5 has no groups, so</w:t>
+      </w:r>
+    </w:p>
+    <w:p>
+      <w:pPr>
+        <w:pStyle w:val="SourceCode"/>
+      </w:pPr>
+      <w:r>
+        <w:t>-- contact_groups_c is dropped and not created again. IF EXISTS skips a</w:t>
+      </w:r>
+    </w:p>
+    <w:p>
+      <w:pPr>
+        <w:pStyle w:val="SourceCode"/>
+      </w:pPr>
+      <w:r>
+        <w:t>-- table that is not there.</w:t>
+      </w:r>
+    </w:p>
+    <w:p>
+      <w:pPr>
+        <w:pStyle w:val="SourceCode"/>
+      </w:pPr>
+      <w:r>
+        <w:t>DROP TABLE IF EXISTS contacts_c;</w:t>
+      </w:r>
+    </w:p>
+    <w:p>
+      <w:pPr>
+        <w:pStyle w:val="SourceCode"/>
+      </w:pPr>
+      <w:r>
+        <w:t>DROP TABLE IF EXISTS contact_groups_c;</w:t>
+      </w:r>
+    </w:p>
+    <w:p>
+      <w:pPr>
+        <w:pStyle w:val="SourceCode"/>
+      </w:pPr>
+    </w:p>
+    <w:p>
+      <w:pPr>
+        <w:pStyle w:val="SourceCode"/>
+      </w:pPr>
+      <w:r>
+        <w:t>-- Lesson 4.4's contacts table, with Lesson 4.12's index on name written</w:t>
+      </w:r>
+    </w:p>
+    <w:p>
+      <w:pPr>
+        <w:pStyle w:val="SourceCode"/>
+      </w:pPr>
+      <w:r>
+        <w:t>-- inside CREATE TABLE. Only email is UNIQUE, so two contacts may share a</w:t>
+      </w:r>
+    </w:p>
+    <w:p>
+      <w:pPr>
+        <w:pStyle w:val="SourceCode"/>
+      </w:pPr>
+      <w:r>
+        <w:t>-- name, and phone may be NULL: no phone.</w:t>
+      </w:r>
+    </w:p>
+    <w:p>
+      <w:pPr>
+        <w:pStyle w:val="SourceCode"/>
+      </w:pPr>
+      <w:r>
+        <w:t>CREATE TABLE contacts_c (</w:t>
       </w:r>
     </w:p>
     <w:p>
@@ -3112,7 +3187,7 @@
         <w:pStyle w:val="SourceCode"/>
       </w:pPr>
       <w:r>
-        <w:t xml:space="preserve">    INDEX idx_contacts_name (name)</w:t>
+        <w:t xml:space="preserve">    INDEX idx_contacts_c_name (name)</w:t>
       </w:r>
     </w:p>
     <w:p>
@@ -3133,23 +3208,15 @@
         <w:pStyle w:val="SourceCode"/>
       </w:pPr>
       <w:r>
-        <w:t>-- Lesson 4.6's three contacts; the new table numbers them 1 to 3.</w:t>
-      </w:r>
-    </w:p>
-    <w:p>
-      <w:pPr>
-        <w:pStyle w:val="SourceCode"/>
-      </w:pPr>
-      <w:r>
-        <w:t>-- Grace Hopper's phone is NULL.</w:t>
-      </w:r>
-    </w:p>
-    <w:p>
-      <w:pPr>
-        <w:pStyle w:val="SourceCode"/>
-      </w:pPr>
-      <w:r>
-        <w:t>INSERT INTO contacts (name, email, phone)</w:t>
+        <w:t>-- Lesson 4.6's three contacts, ids 1, 2, 3. Grace Hopper has no phone.</w:t>
+      </w:r>
+    </w:p>
+    <w:p>
+      <w:pPr>
+        <w:pStyle w:val="SourceCode"/>
+      </w:pPr>
+      <w:r>
+        <w:t>INSERT INTO contacts_c (name, email, phone)</w:t>
       </w:r>
     </w:p>
     <w:p>
@@ -3165,7 +3232,7 @@
         <w:pStyle w:val="SourceCode"/>
       </w:pPr>
       <w:r>
-        <w:t>INSERT INTO contacts (name, email, phone)</w:t>
+        <w:t>INSERT INTO contacts_c (name, email, phone)</w:t>
       </w:r>
     </w:p>
     <w:p>
@@ -3183,7 +3250,7 @@
         <w:keepNext/>
       </w:pPr>
       <w:r>
-        <w:t>INSERT INTO contacts (name, email, phone)</w:t>
+        <w:t>INSERT INTO contacts_c (name, email, phone)</w:t>
       </w:r>
     </w:p>
     <w:p>
@@ -3200,20 +3267,1340 @@
       </w:pPr>
     </w:p>
     <w:p>
-      <w:r>
-        <w:t>The first client command is Lesson 4.2's CREATE DATABASE IF NOT EXISTS spa_contacts, so this lesson works even if you start here. The second runs the file; remember, the client runs source from -e only with --commands (Lesson 4.6). The third shows the table. Remember, MYSQL_PWD lasts only until the block's last line.</w:t>
-      </w:r>
-    </w:p>
-    <w:p>
-      <w:pPr>
-        <w:keepNext/>
-      </w:pPr>
-    </w:p>
-    <w:p>
       <w:pPr>
         <w:pStyle w:val="Heading3"/>
       </w:pPr>
       <w:r>
+        <w:t>sql/reset_contacts_cpp.sql</w:t>
+      </w:r>
+    </w:p>
+    <w:p>
+      <w:pPr>
+        <w:pStyle w:val="SourceCode"/>
+        <w:keepNext/>
+      </w:pPr>
+      <w:r>
+        <w:t>-- Chapter 5's known state for C++. This file resets the C++ programs' own</w:t>
+      </w:r>
+    </w:p>
+    <w:p>
+      <w:pPr>
+        <w:pStyle w:val="SourceCode"/>
+        <w:keepNext/>
+      </w:pPr>
+      <w:r>
+        <w:t>-- table, contacts_cpp: it drops it, with any rows earlier lessons or your</w:t>
+      </w:r>
+    </w:p>
+    <w:p>
+      <w:pPr>
+        <w:pStyle w:val="SourceCode"/>
+      </w:pPr>
+      <w:r>
+        <w:t>-- own experiments left in it, and builds it again with Lesson 4.6's three</w:t>
+      </w:r>
+    </w:p>
+    <w:p>
+      <w:pPr>
+        <w:pStyle w:val="SourceCode"/>
+      </w:pPr>
+      <w:r>
+        <w:t>-- contacts.</w:t>
+      </w:r>
+    </w:p>
+    <w:p>
+      <w:pPr>
+        <w:pStyle w:val="SourceCode"/>
+      </w:pPr>
+    </w:p>
+    <w:p>
+      <w:pPr>
+        <w:pStyle w:val="SourceCode"/>
+      </w:pPr>
+      <w:r>
+        <w:t>-- Remove the old tables and every row in them (Lesson 4.4). contacts_cpp</w:t>
+      </w:r>
+    </w:p>
+    <w:p>
+      <w:pPr>
+        <w:pStyle w:val="SourceCode"/>
+      </w:pPr>
+      <w:r>
+        <w:t>-- goes first, because in Lessons 4.11 to 4.14 its rows pointed at</w:t>
+      </w:r>
+    </w:p>
+    <w:p>
+      <w:pPr>
+        <w:pStyle w:val="SourceCode"/>
+      </w:pPr>
+      <w:r>
+        <w:t>-- contact_groups_cpp, and the server refuses to drop a table that another</w:t>
+      </w:r>
+    </w:p>
+    <w:p>
+      <w:pPr>
+        <w:pStyle w:val="SourceCode"/>
+      </w:pPr>
+      <w:r>
+        <w:t>-- table's foreign key still points at. Chapter 5 has no groups, so</w:t>
+      </w:r>
+    </w:p>
+    <w:p>
+      <w:pPr>
+        <w:pStyle w:val="SourceCode"/>
+      </w:pPr>
+      <w:r>
+        <w:t>-- contact_groups_cpp is dropped and not created again. IF EXISTS skips a</w:t>
+      </w:r>
+    </w:p>
+    <w:p>
+      <w:pPr>
+        <w:pStyle w:val="SourceCode"/>
+      </w:pPr>
+      <w:r>
+        <w:t>-- table that is not there.</w:t>
+      </w:r>
+    </w:p>
+    <w:p>
+      <w:pPr>
+        <w:pStyle w:val="SourceCode"/>
+      </w:pPr>
+      <w:r>
+        <w:t>DROP TABLE IF EXISTS contacts_cpp;</w:t>
+      </w:r>
+    </w:p>
+    <w:p>
+      <w:pPr>
+        <w:pStyle w:val="SourceCode"/>
+      </w:pPr>
+      <w:r>
+        <w:t>DROP TABLE IF EXISTS contact_groups_cpp;</w:t>
+      </w:r>
+    </w:p>
+    <w:p>
+      <w:pPr>
+        <w:pStyle w:val="SourceCode"/>
+      </w:pPr>
+    </w:p>
+    <w:p>
+      <w:pPr>
+        <w:pStyle w:val="SourceCode"/>
+      </w:pPr>
+      <w:r>
+        <w:t>-- Lesson 4.4's contacts table, with Lesson 4.12's index on name written</w:t>
+      </w:r>
+    </w:p>
+    <w:p>
+      <w:pPr>
+        <w:pStyle w:val="SourceCode"/>
+      </w:pPr>
+      <w:r>
+        <w:t>-- inside CREATE TABLE. Only email is UNIQUE, so two contacts may share a</w:t>
+      </w:r>
+    </w:p>
+    <w:p>
+      <w:pPr>
+        <w:pStyle w:val="SourceCode"/>
+      </w:pPr>
+      <w:r>
+        <w:t>-- name, and phone may be NULL: no phone.</w:t>
+      </w:r>
+    </w:p>
+    <w:p>
+      <w:pPr>
+        <w:pStyle w:val="SourceCode"/>
+      </w:pPr>
+      <w:r>
+        <w:t>CREATE TABLE contacts_cpp (</w:t>
+      </w:r>
+    </w:p>
+    <w:p>
+      <w:pPr>
+        <w:pStyle w:val="SourceCode"/>
+      </w:pPr>
+      <w:r>
+        <w:t xml:space="preserve">    id    INT AUTO_INCREMENT PRIMARY KEY,</w:t>
+      </w:r>
+    </w:p>
+    <w:p>
+      <w:pPr>
+        <w:pStyle w:val="SourceCode"/>
+      </w:pPr>
+      <w:r>
+        <w:t xml:space="preserve">    name  VARCHAR(100) NOT NULL,</w:t>
+      </w:r>
+    </w:p>
+    <w:p>
+      <w:pPr>
+        <w:pStyle w:val="SourceCode"/>
+      </w:pPr>
+      <w:r>
+        <w:t xml:space="preserve">    email VARCHAR(254) NOT NULL UNIQUE,</w:t>
+      </w:r>
+    </w:p>
+    <w:p>
+      <w:pPr>
+        <w:pStyle w:val="SourceCode"/>
+      </w:pPr>
+      <w:r>
+        <w:t xml:space="preserve">    phone VARCHAR(20)  NULL,</w:t>
+      </w:r>
+    </w:p>
+    <w:p>
+      <w:pPr>
+        <w:pStyle w:val="SourceCode"/>
+      </w:pPr>
+      <w:r>
+        <w:t xml:space="preserve">    INDEX idx_contacts_cpp_name (name)</w:t>
+      </w:r>
+    </w:p>
+    <w:p>
+      <w:pPr>
+        <w:pStyle w:val="SourceCode"/>
+      </w:pPr>
+      <w:r>
+        <w:t>) CHARACTER SET utf8mb4;</w:t>
+      </w:r>
+    </w:p>
+    <w:p>
+      <w:pPr>
+        <w:pStyle w:val="SourceCode"/>
+      </w:pPr>
+    </w:p>
+    <w:p>
+      <w:pPr>
+        <w:pStyle w:val="SourceCode"/>
+      </w:pPr>
+      <w:r>
+        <w:t>-- Lesson 4.6's three contacts, ids 1, 2, 3. Grace Hopper has no phone.</w:t>
+      </w:r>
+    </w:p>
+    <w:p>
+      <w:pPr>
+        <w:pStyle w:val="SourceCode"/>
+      </w:pPr>
+      <w:r>
+        <w:t>INSERT INTO contacts_cpp (name, email, phone)</w:t>
+      </w:r>
+    </w:p>
+    <w:p>
+      <w:pPr>
+        <w:pStyle w:val="SourceCode"/>
+      </w:pPr>
+      <w:r>
+        <w:t xml:space="preserve">    VALUES ('Ada Lovelace', 'ada@example.com', '555-0100');</w:t>
+      </w:r>
+    </w:p>
+    <w:p>
+      <w:pPr>
+        <w:pStyle w:val="SourceCode"/>
+      </w:pPr>
+      <w:r>
+        <w:t>INSERT INTO contacts_cpp (name, email, phone)</w:t>
+      </w:r>
+    </w:p>
+    <w:p>
+      <w:pPr>
+        <w:pStyle w:val="SourceCode"/>
+        <w:keepNext/>
+      </w:pPr>
+      <w:r>
+        <w:t xml:space="preserve">    VALUES ('Grace Hopper', 'grace@example.com', NULL);</w:t>
+      </w:r>
+    </w:p>
+    <w:p>
+      <w:pPr>
+        <w:pStyle w:val="SourceCode"/>
+        <w:keepNext/>
+      </w:pPr>
+      <w:r>
+        <w:t>INSERT INTO contacts_cpp (name, email, phone)</w:t>
+      </w:r>
+    </w:p>
+    <w:p>
+      <w:pPr>
+        <w:pStyle w:val="SourceCode"/>
+      </w:pPr>
+      <w:r>
+        <w:t xml:space="preserve">    VALUES ('Alan Turing', 'alan@example.com', '555-0102');</w:t>
+      </w:r>
+    </w:p>
+    <w:p>
+      <w:pPr>
+        <w:keepNext/>
+      </w:pPr>
+    </w:p>
+    <w:p>
+      <w:pPr>
+        <w:pStyle w:val="Heading3"/>
+      </w:pPr>
+      <w:r>
+        <w:t>sql/reset_contacts_csharp.sql</w:t>
+      </w:r>
+    </w:p>
+    <w:p>
+      <w:pPr>
+        <w:pStyle w:val="SourceCode"/>
+        <w:keepNext/>
+      </w:pPr>
+      <w:r>
+        <w:t>-- Chapter 5's known state for C#. This file resets the C# programs' own</w:t>
+      </w:r>
+    </w:p>
+    <w:p>
+      <w:pPr>
+        <w:pStyle w:val="SourceCode"/>
+        <w:keepNext/>
+      </w:pPr>
+      <w:r>
+        <w:t>-- table, contacts_csharp: it drops it, with any rows earlier lessons or</w:t>
+      </w:r>
+    </w:p>
+    <w:p>
+      <w:pPr>
+        <w:pStyle w:val="SourceCode"/>
+      </w:pPr>
+      <w:r>
+        <w:t>-- your own experiments left in it, and builds it again with Lesson 4.6's</w:t>
+      </w:r>
+    </w:p>
+    <w:p>
+      <w:pPr>
+        <w:pStyle w:val="SourceCode"/>
+      </w:pPr>
+      <w:r>
+        <w:t>-- three contacts.</w:t>
+      </w:r>
+    </w:p>
+    <w:p>
+      <w:pPr>
+        <w:pStyle w:val="SourceCode"/>
+      </w:pPr>
+    </w:p>
+    <w:p>
+      <w:pPr>
+        <w:pStyle w:val="SourceCode"/>
+      </w:pPr>
+      <w:r>
+        <w:t>-- Remove the old tables and every row in them (Lesson 4.4). contacts_csharp</w:t>
+      </w:r>
+    </w:p>
+    <w:p>
+      <w:pPr>
+        <w:pStyle w:val="SourceCode"/>
+      </w:pPr>
+      <w:r>
+        <w:t>-- goes first, because in Lessons 4.11 to 4.14 its rows pointed at</w:t>
+      </w:r>
+    </w:p>
+    <w:p>
+      <w:pPr>
+        <w:pStyle w:val="SourceCode"/>
+      </w:pPr>
+      <w:r>
+        <w:t>-- contact_groups_csharp, and the server refuses to drop a table that</w:t>
+      </w:r>
+    </w:p>
+    <w:p>
+      <w:pPr>
+        <w:pStyle w:val="SourceCode"/>
+      </w:pPr>
+      <w:r>
+        <w:t>-- another table's foreign key still points at. Chapter 5 has no groups, so</w:t>
+      </w:r>
+    </w:p>
+    <w:p>
+      <w:pPr>
+        <w:pStyle w:val="SourceCode"/>
+      </w:pPr>
+      <w:r>
+        <w:t>-- contact_groups_csharp is dropped and not created again. IF EXISTS skips a</w:t>
+      </w:r>
+    </w:p>
+    <w:p>
+      <w:pPr>
+        <w:pStyle w:val="SourceCode"/>
+      </w:pPr>
+      <w:r>
+        <w:t>-- table that is not there.</w:t>
+      </w:r>
+    </w:p>
+    <w:p>
+      <w:pPr>
+        <w:pStyle w:val="SourceCode"/>
+      </w:pPr>
+      <w:r>
+        <w:t>DROP TABLE IF EXISTS contacts_csharp;</w:t>
+      </w:r>
+    </w:p>
+    <w:p>
+      <w:pPr>
+        <w:pStyle w:val="SourceCode"/>
+      </w:pPr>
+      <w:r>
+        <w:t>DROP TABLE IF EXISTS contact_groups_csharp;</w:t>
+      </w:r>
+    </w:p>
+    <w:p>
+      <w:pPr>
+        <w:pStyle w:val="SourceCode"/>
+      </w:pPr>
+    </w:p>
+    <w:p>
+      <w:pPr>
+        <w:pStyle w:val="SourceCode"/>
+      </w:pPr>
+      <w:r>
+        <w:t>-- Lesson 4.4's contacts table, with Lesson 4.12's index on name written</w:t>
+      </w:r>
+    </w:p>
+    <w:p>
+      <w:pPr>
+        <w:pStyle w:val="SourceCode"/>
+      </w:pPr>
+      <w:r>
+        <w:t>-- inside CREATE TABLE. Only email is UNIQUE, so two contacts may share a</w:t>
+      </w:r>
+    </w:p>
+    <w:p>
+      <w:pPr>
+        <w:pStyle w:val="SourceCode"/>
+      </w:pPr>
+      <w:r>
+        <w:t>-- name, and phone may be NULL: no phone.</w:t>
+      </w:r>
+    </w:p>
+    <w:p>
+      <w:pPr>
+        <w:pStyle w:val="SourceCode"/>
+      </w:pPr>
+      <w:r>
+        <w:t>CREATE TABLE contacts_csharp (</w:t>
+      </w:r>
+    </w:p>
+    <w:p>
+      <w:pPr>
+        <w:pStyle w:val="SourceCode"/>
+      </w:pPr>
+      <w:r>
+        <w:t xml:space="preserve">    id    INT AUTO_INCREMENT PRIMARY KEY,</w:t>
+      </w:r>
+    </w:p>
+    <w:p>
+      <w:pPr>
+        <w:pStyle w:val="SourceCode"/>
+      </w:pPr>
+      <w:r>
+        <w:t xml:space="preserve">    name  VARCHAR(100) NOT NULL,</w:t>
+      </w:r>
+    </w:p>
+    <w:p>
+      <w:pPr>
+        <w:pStyle w:val="SourceCode"/>
+      </w:pPr>
+      <w:r>
+        <w:t xml:space="preserve">    email VARCHAR(254) NOT NULL UNIQUE,</w:t>
+      </w:r>
+    </w:p>
+    <w:p>
+      <w:pPr>
+        <w:pStyle w:val="SourceCode"/>
+      </w:pPr>
+      <w:r>
+        <w:t xml:space="preserve">    phone VARCHAR(20)  NULL,</w:t>
+      </w:r>
+    </w:p>
+    <w:p>
+      <w:pPr>
+        <w:pStyle w:val="SourceCode"/>
+      </w:pPr>
+      <w:r>
+        <w:t xml:space="preserve">    INDEX idx_contacts_csharp_name (name)</w:t>
+      </w:r>
+    </w:p>
+    <w:p>
+      <w:pPr>
+        <w:pStyle w:val="SourceCode"/>
+      </w:pPr>
+      <w:r>
+        <w:t>) CHARACTER SET utf8mb4;</w:t>
+      </w:r>
+    </w:p>
+    <w:p>
+      <w:pPr>
+        <w:pStyle w:val="SourceCode"/>
+      </w:pPr>
+    </w:p>
+    <w:p>
+      <w:pPr>
+        <w:pStyle w:val="SourceCode"/>
+      </w:pPr>
+      <w:r>
+        <w:t>-- Lesson 4.6's three contacts, ids 1, 2, 3. Grace Hopper has no phone.</w:t>
+      </w:r>
+    </w:p>
+    <w:p>
+      <w:pPr>
+        <w:pStyle w:val="SourceCode"/>
+      </w:pPr>
+      <w:r>
+        <w:t>INSERT INTO contacts_csharp (name, email, phone)</w:t>
+      </w:r>
+    </w:p>
+    <w:p>
+      <w:pPr>
+        <w:pStyle w:val="SourceCode"/>
+      </w:pPr>
+      <w:r>
+        <w:t xml:space="preserve">    VALUES ('Ada Lovelace', 'ada@example.com', '555-0100');</w:t>
+      </w:r>
+    </w:p>
+    <w:p>
+      <w:pPr>
+        <w:pStyle w:val="SourceCode"/>
+      </w:pPr>
+      <w:r>
+        <w:t>INSERT INTO contacts_csharp (name, email, phone)</w:t>
+      </w:r>
+    </w:p>
+    <w:p>
+      <w:pPr>
+        <w:pStyle w:val="SourceCode"/>
+        <w:keepNext/>
+      </w:pPr>
+      <w:r>
+        <w:t xml:space="preserve">    VALUES ('Grace Hopper', 'grace@example.com', NULL);</w:t>
+      </w:r>
+    </w:p>
+    <w:p>
+      <w:pPr>
+        <w:pStyle w:val="SourceCode"/>
+        <w:keepNext/>
+      </w:pPr>
+      <w:r>
+        <w:t>INSERT INTO contacts_csharp (name, email, phone)</w:t>
+      </w:r>
+    </w:p>
+    <w:p>
+      <w:pPr>
+        <w:pStyle w:val="SourceCode"/>
+      </w:pPr>
+      <w:r>
+        <w:t xml:space="preserve">    VALUES ('Alan Turing', 'alan@example.com', '555-0102');</w:t>
+      </w:r>
+    </w:p>
+    <w:p>
+      <w:pPr>
+        <w:keepNext/>
+      </w:pPr>
+    </w:p>
+    <w:p>
+      <w:pPr>
+        <w:pStyle w:val="Heading3"/>
+      </w:pPr>
+      <w:r>
+        <w:t>sql/reset_contacts_go.sql</w:t>
+      </w:r>
+    </w:p>
+    <w:p>
+      <w:pPr>
+        <w:pStyle w:val="SourceCode"/>
+        <w:keepNext/>
+      </w:pPr>
+      <w:r>
+        <w:t>-- Chapter 5's known state for Go. This file resets the Go programs' own</w:t>
+      </w:r>
+    </w:p>
+    <w:p>
+      <w:pPr>
+        <w:pStyle w:val="SourceCode"/>
+        <w:keepNext/>
+      </w:pPr>
+      <w:r>
+        <w:t>-- table, contacts_go: it drops it, with any rows earlier lessons or your</w:t>
+      </w:r>
+    </w:p>
+    <w:p>
+      <w:pPr>
+        <w:pStyle w:val="SourceCode"/>
+      </w:pPr>
+      <w:r>
+        <w:t>-- own experiments left in it, and builds it again with Lesson 4.6's three</w:t>
+      </w:r>
+    </w:p>
+    <w:p>
+      <w:pPr>
+        <w:pStyle w:val="SourceCode"/>
+      </w:pPr>
+      <w:r>
+        <w:t>-- contacts.</w:t>
+      </w:r>
+    </w:p>
+    <w:p>
+      <w:pPr>
+        <w:pStyle w:val="SourceCode"/>
+      </w:pPr>
+    </w:p>
+    <w:p>
+      <w:pPr>
+        <w:pStyle w:val="SourceCode"/>
+      </w:pPr>
+      <w:r>
+        <w:t>-- Remove the old tables and every row in them (Lesson 4.4). contacts_go</w:t>
+      </w:r>
+    </w:p>
+    <w:p>
+      <w:pPr>
+        <w:pStyle w:val="SourceCode"/>
+      </w:pPr>
+      <w:r>
+        <w:t>-- goes first, because in Lessons 4.11 to 4.14 its rows pointed at</w:t>
+      </w:r>
+    </w:p>
+    <w:p>
+      <w:pPr>
+        <w:pStyle w:val="SourceCode"/>
+      </w:pPr>
+      <w:r>
+        <w:t>-- contact_groups_go, and the server refuses to drop a table that another</w:t>
+      </w:r>
+    </w:p>
+    <w:p>
+      <w:pPr>
+        <w:pStyle w:val="SourceCode"/>
+      </w:pPr>
+      <w:r>
+        <w:t>-- table's foreign key still points at. Chapter 5 has no groups, so</w:t>
+      </w:r>
+    </w:p>
+    <w:p>
+      <w:pPr>
+        <w:pStyle w:val="SourceCode"/>
+      </w:pPr>
+      <w:r>
+        <w:t>-- contact_groups_go is dropped and not created again. IF EXISTS skips a</w:t>
+      </w:r>
+    </w:p>
+    <w:p>
+      <w:pPr>
+        <w:pStyle w:val="SourceCode"/>
+      </w:pPr>
+      <w:r>
+        <w:t>-- table that is not there.</w:t>
+      </w:r>
+    </w:p>
+    <w:p>
+      <w:pPr>
+        <w:pStyle w:val="SourceCode"/>
+      </w:pPr>
+      <w:r>
+        <w:t>DROP TABLE IF EXISTS contacts_go;</w:t>
+      </w:r>
+    </w:p>
+    <w:p>
+      <w:pPr>
+        <w:pStyle w:val="SourceCode"/>
+      </w:pPr>
+      <w:r>
+        <w:t>DROP TABLE IF EXISTS contact_groups_go;</w:t>
+      </w:r>
+    </w:p>
+    <w:p>
+      <w:pPr>
+        <w:pStyle w:val="SourceCode"/>
+      </w:pPr>
+    </w:p>
+    <w:p>
+      <w:pPr>
+        <w:pStyle w:val="SourceCode"/>
+      </w:pPr>
+      <w:r>
+        <w:t>-- Lesson 4.4's contacts table, with Lesson 4.12's index on name written</w:t>
+      </w:r>
+    </w:p>
+    <w:p>
+      <w:pPr>
+        <w:pStyle w:val="SourceCode"/>
+      </w:pPr>
+      <w:r>
+        <w:t>-- inside CREATE TABLE. Only email is UNIQUE, so two contacts may share a</w:t>
+      </w:r>
+    </w:p>
+    <w:p>
+      <w:pPr>
+        <w:pStyle w:val="SourceCode"/>
+      </w:pPr>
+      <w:r>
+        <w:t>-- name, and phone may be NULL: no phone.</w:t>
+      </w:r>
+    </w:p>
+    <w:p>
+      <w:pPr>
+        <w:pStyle w:val="SourceCode"/>
+      </w:pPr>
+      <w:r>
+        <w:t>CREATE TABLE contacts_go (</w:t>
+      </w:r>
+    </w:p>
+    <w:p>
+      <w:pPr>
+        <w:pStyle w:val="SourceCode"/>
+      </w:pPr>
+      <w:r>
+        <w:t xml:space="preserve">    id    INT AUTO_INCREMENT PRIMARY KEY,</w:t>
+      </w:r>
+    </w:p>
+    <w:p>
+      <w:pPr>
+        <w:pStyle w:val="SourceCode"/>
+      </w:pPr>
+      <w:r>
+        <w:t xml:space="preserve">    name  VARCHAR(100) NOT NULL,</w:t>
+      </w:r>
+    </w:p>
+    <w:p>
+      <w:pPr>
+        <w:pStyle w:val="SourceCode"/>
+      </w:pPr>
+      <w:r>
+        <w:t xml:space="preserve">    email VARCHAR(254) NOT NULL UNIQUE,</w:t>
+      </w:r>
+    </w:p>
+    <w:p>
+      <w:pPr>
+        <w:pStyle w:val="SourceCode"/>
+      </w:pPr>
+      <w:r>
+        <w:t xml:space="preserve">    phone VARCHAR(20)  NULL,</w:t>
+      </w:r>
+    </w:p>
+    <w:p>
+      <w:pPr>
+        <w:pStyle w:val="SourceCode"/>
+      </w:pPr>
+      <w:r>
+        <w:t xml:space="preserve">    INDEX idx_contacts_go_name (name)</w:t>
+      </w:r>
+    </w:p>
+    <w:p>
+      <w:pPr>
+        <w:pStyle w:val="SourceCode"/>
+      </w:pPr>
+      <w:r>
+        <w:t>) CHARACTER SET utf8mb4;</w:t>
+      </w:r>
+    </w:p>
+    <w:p>
+      <w:pPr>
+        <w:pStyle w:val="SourceCode"/>
+      </w:pPr>
+    </w:p>
+    <w:p>
+      <w:pPr>
+        <w:pStyle w:val="SourceCode"/>
+      </w:pPr>
+      <w:r>
+        <w:t>-- Lesson 4.6's three contacts, ids 1, 2, 3. Grace Hopper has no phone.</w:t>
+      </w:r>
+    </w:p>
+    <w:p>
+      <w:pPr>
+        <w:pStyle w:val="SourceCode"/>
+      </w:pPr>
+      <w:r>
+        <w:t>INSERT INTO contacts_go (name, email, phone)</w:t>
+      </w:r>
+    </w:p>
+    <w:p>
+      <w:pPr>
+        <w:pStyle w:val="SourceCode"/>
+      </w:pPr>
+      <w:r>
+        <w:t xml:space="preserve">    VALUES ('Ada Lovelace', 'ada@example.com', '555-0100');</w:t>
+      </w:r>
+    </w:p>
+    <w:p>
+      <w:pPr>
+        <w:pStyle w:val="SourceCode"/>
+      </w:pPr>
+      <w:r>
+        <w:t>INSERT INTO contacts_go (name, email, phone)</w:t>
+      </w:r>
+    </w:p>
+    <w:p>
+      <w:pPr>
+        <w:pStyle w:val="SourceCode"/>
+        <w:keepNext/>
+      </w:pPr>
+      <w:r>
+        <w:t xml:space="preserve">    VALUES ('Grace Hopper', 'grace@example.com', NULL);</w:t>
+      </w:r>
+    </w:p>
+    <w:p>
+      <w:pPr>
+        <w:pStyle w:val="SourceCode"/>
+        <w:keepNext/>
+      </w:pPr>
+      <w:r>
+        <w:t>INSERT INTO contacts_go (name, email, phone)</w:t>
+      </w:r>
+    </w:p>
+    <w:p>
+      <w:pPr>
+        <w:pStyle w:val="SourceCode"/>
+      </w:pPr>
+      <w:r>
+        <w:t xml:space="preserve">    VALUES ('Alan Turing', 'alan@example.com', '555-0102');</w:t>
+      </w:r>
+    </w:p>
+    <w:p>
+      <w:pPr>
+        <w:keepNext/>
+      </w:pPr>
+    </w:p>
+    <w:p>
+      <w:pPr>
+        <w:pStyle w:val="Heading3"/>
+      </w:pPr>
+      <w:r>
+        <w:t>sql/reset_contacts_python.sql</w:t>
+      </w:r>
+    </w:p>
+    <w:p>
+      <w:pPr>
+        <w:pStyle w:val="SourceCode"/>
+        <w:keepNext/>
+      </w:pPr>
+      <w:r>
+        <w:t>-- Chapter 5's known state for Python. This file resets the Python programs'</w:t>
+      </w:r>
+    </w:p>
+    <w:p>
+      <w:pPr>
+        <w:pStyle w:val="SourceCode"/>
+        <w:keepNext/>
+      </w:pPr>
+      <w:r>
+        <w:t>-- own table, contacts_python: it drops it, with any rows earlier lessons or</w:t>
+      </w:r>
+    </w:p>
+    <w:p>
+      <w:pPr>
+        <w:pStyle w:val="SourceCode"/>
+      </w:pPr>
+      <w:r>
+        <w:t>-- your own experiments left in it, and builds it again with Lesson 4.6's</w:t>
+      </w:r>
+    </w:p>
+    <w:p>
+      <w:pPr>
+        <w:pStyle w:val="SourceCode"/>
+      </w:pPr>
+      <w:r>
+        <w:t>-- three contacts.</w:t>
+      </w:r>
+    </w:p>
+    <w:p>
+      <w:pPr>
+        <w:pStyle w:val="SourceCode"/>
+      </w:pPr>
+    </w:p>
+    <w:p>
+      <w:pPr>
+        <w:pStyle w:val="SourceCode"/>
+      </w:pPr>
+      <w:r>
+        <w:t>-- Remove the old tables and every row in them (Lesson 4.4). contacts_python</w:t>
+      </w:r>
+    </w:p>
+    <w:p>
+      <w:pPr>
+        <w:pStyle w:val="SourceCode"/>
+      </w:pPr>
+      <w:r>
+        <w:t>-- goes first, because in Lessons 4.11 to 4.14 its rows pointed at</w:t>
+      </w:r>
+    </w:p>
+    <w:p>
+      <w:pPr>
+        <w:pStyle w:val="SourceCode"/>
+      </w:pPr>
+      <w:r>
+        <w:t>-- contact_groups_python, and the server refuses to drop a table that</w:t>
+      </w:r>
+    </w:p>
+    <w:p>
+      <w:pPr>
+        <w:pStyle w:val="SourceCode"/>
+      </w:pPr>
+      <w:r>
+        <w:t>-- another table's foreign key still points at. Chapter 5 has no groups, so</w:t>
+      </w:r>
+    </w:p>
+    <w:p>
+      <w:pPr>
+        <w:pStyle w:val="SourceCode"/>
+      </w:pPr>
+      <w:r>
+        <w:t>-- contact_groups_python is dropped and not created again. IF EXISTS skips a</w:t>
+      </w:r>
+    </w:p>
+    <w:p>
+      <w:pPr>
+        <w:pStyle w:val="SourceCode"/>
+      </w:pPr>
+      <w:r>
+        <w:t>-- table that is not there.</w:t>
+      </w:r>
+    </w:p>
+    <w:p>
+      <w:pPr>
+        <w:pStyle w:val="SourceCode"/>
+      </w:pPr>
+      <w:r>
+        <w:t>DROP TABLE IF EXISTS contacts_python;</w:t>
+      </w:r>
+    </w:p>
+    <w:p>
+      <w:pPr>
+        <w:pStyle w:val="SourceCode"/>
+      </w:pPr>
+      <w:r>
+        <w:t>DROP TABLE IF EXISTS contact_groups_python;</w:t>
+      </w:r>
+    </w:p>
+    <w:p>
+      <w:pPr>
+        <w:pStyle w:val="SourceCode"/>
+      </w:pPr>
+    </w:p>
+    <w:p>
+      <w:pPr>
+        <w:pStyle w:val="SourceCode"/>
+      </w:pPr>
+      <w:r>
+        <w:t>-- Lesson 4.4's contacts table, with Lesson 4.12's index on name written</w:t>
+      </w:r>
+    </w:p>
+    <w:p>
+      <w:pPr>
+        <w:pStyle w:val="SourceCode"/>
+      </w:pPr>
+      <w:r>
+        <w:t>-- inside CREATE TABLE. Only email is UNIQUE, so two contacts may share a</w:t>
+      </w:r>
+    </w:p>
+    <w:p>
+      <w:pPr>
+        <w:pStyle w:val="SourceCode"/>
+      </w:pPr>
+      <w:r>
+        <w:t>-- name, and phone may be NULL: no phone.</w:t>
+      </w:r>
+    </w:p>
+    <w:p>
+      <w:pPr>
+        <w:pStyle w:val="SourceCode"/>
+      </w:pPr>
+      <w:r>
+        <w:t>CREATE TABLE contacts_python (</w:t>
+      </w:r>
+    </w:p>
+    <w:p>
+      <w:pPr>
+        <w:pStyle w:val="SourceCode"/>
+      </w:pPr>
+      <w:r>
+        <w:t xml:space="preserve">    id    INT AUTO_INCREMENT PRIMARY KEY,</w:t>
+      </w:r>
+    </w:p>
+    <w:p>
+      <w:pPr>
+        <w:pStyle w:val="SourceCode"/>
+      </w:pPr>
+      <w:r>
+        <w:t xml:space="preserve">    name  VARCHAR(100) NOT NULL,</w:t>
+      </w:r>
+    </w:p>
+    <w:p>
+      <w:pPr>
+        <w:pStyle w:val="SourceCode"/>
+      </w:pPr>
+      <w:r>
+        <w:t xml:space="preserve">    email VARCHAR(254) NOT NULL UNIQUE,</w:t>
+      </w:r>
+    </w:p>
+    <w:p>
+      <w:pPr>
+        <w:pStyle w:val="SourceCode"/>
+      </w:pPr>
+      <w:r>
+        <w:t xml:space="preserve">    phone VARCHAR(20)  NULL,</w:t>
+      </w:r>
+    </w:p>
+    <w:p>
+      <w:pPr>
+        <w:pStyle w:val="SourceCode"/>
+      </w:pPr>
+      <w:r>
+        <w:t xml:space="preserve">    INDEX idx_contacts_python_name (name)</w:t>
+      </w:r>
+    </w:p>
+    <w:p>
+      <w:pPr>
+        <w:pStyle w:val="SourceCode"/>
+      </w:pPr>
+      <w:r>
+        <w:t>) CHARACTER SET utf8mb4;</w:t>
+      </w:r>
+    </w:p>
+    <w:p>
+      <w:pPr>
+        <w:pStyle w:val="SourceCode"/>
+      </w:pPr>
+    </w:p>
+    <w:p>
+      <w:pPr>
+        <w:pStyle w:val="SourceCode"/>
+      </w:pPr>
+      <w:r>
+        <w:t>-- Lesson 4.6's three contacts, ids 1, 2, 3. Grace Hopper has no phone.</w:t>
+      </w:r>
+    </w:p>
+    <w:p>
+      <w:pPr>
+        <w:pStyle w:val="SourceCode"/>
+      </w:pPr>
+      <w:r>
+        <w:t>INSERT INTO contacts_python (name, email, phone)</w:t>
+      </w:r>
+    </w:p>
+    <w:p>
+      <w:pPr>
+        <w:pStyle w:val="SourceCode"/>
+      </w:pPr>
+      <w:r>
+        <w:t xml:space="preserve">    VALUES ('Ada Lovelace', 'ada@example.com', '555-0100');</w:t>
+      </w:r>
+    </w:p>
+    <w:p>
+      <w:pPr>
+        <w:pStyle w:val="SourceCode"/>
+      </w:pPr>
+      <w:r>
+        <w:t>INSERT INTO contacts_python (name, email, phone)</w:t>
+      </w:r>
+    </w:p>
+    <w:p>
+      <w:pPr>
+        <w:pStyle w:val="SourceCode"/>
+        <w:keepNext/>
+      </w:pPr>
+      <w:r>
+        <w:t xml:space="preserve">    VALUES ('Grace Hopper', 'grace@example.com', NULL);</w:t>
+      </w:r>
+    </w:p>
+    <w:p>
+      <w:pPr>
+        <w:pStyle w:val="SourceCode"/>
+        <w:keepNext/>
+      </w:pPr>
+      <w:r>
+        <w:t>INSERT INTO contacts_python (name, email, phone)</w:t>
+      </w:r>
+    </w:p>
+    <w:p>
+      <w:pPr>
+        <w:pStyle w:val="SourceCode"/>
+      </w:pPr>
+      <w:r>
+        <w:t xml:space="preserve">    VALUES ('Alan Turing', 'alan@example.com', '555-0102');</w:t>
+      </w:r>
+    </w:p>
+    <w:p>
+      <w:pPr>
+        <w:keepNext/>
+      </w:pPr>
+    </w:p>
+    <w:p>
+      <w:pPr>
+        <w:pStyle w:val="Heading3"/>
+      </w:pPr>
+      <w:r>
+        <w:t>sql/reset_contacts_typescript.sql</w:t>
+      </w:r>
+    </w:p>
+    <w:p>
+      <w:pPr>
+        <w:pStyle w:val="SourceCode"/>
+        <w:keepNext/>
+      </w:pPr>
+      <w:r>
+        <w:t>-- Chapter 5's known state for TypeScript. This file resets the TypeScript</w:t>
+      </w:r>
+    </w:p>
+    <w:p>
+      <w:pPr>
+        <w:pStyle w:val="SourceCode"/>
+        <w:keepNext/>
+      </w:pPr>
+      <w:r>
+        <w:t>-- programs' own table, contacts_typescript: it drops it, with any rows</w:t>
+      </w:r>
+    </w:p>
+    <w:p>
+      <w:pPr>
+        <w:pStyle w:val="SourceCode"/>
+      </w:pPr>
+      <w:r>
+        <w:t>-- earlier lessons or your own experiments left in it, and builds it again</w:t>
+      </w:r>
+    </w:p>
+    <w:p>
+      <w:pPr>
+        <w:pStyle w:val="SourceCode"/>
+      </w:pPr>
+      <w:r>
+        <w:t>-- with Lesson 4.6's three contacts.</w:t>
+      </w:r>
+    </w:p>
+    <w:p>
+      <w:pPr>
+        <w:pStyle w:val="SourceCode"/>
+      </w:pPr>
+    </w:p>
+    <w:p>
+      <w:pPr>
+        <w:pStyle w:val="SourceCode"/>
+      </w:pPr>
+      <w:r>
+        <w:t>-- Remove the old tables and every row in them (Lesson 4.4).</w:t>
+      </w:r>
+    </w:p>
+    <w:p>
+      <w:pPr>
+        <w:pStyle w:val="SourceCode"/>
+      </w:pPr>
+      <w:r>
+        <w:t>-- contacts_typescript goes first, because in Lessons 4.11 to 4.14 its rows</w:t>
+      </w:r>
+    </w:p>
+    <w:p>
+      <w:pPr>
+        <w:pStyle w:val="SourceCode"/>
+      </w:pPr>
+      <w:r>
+        <w:t>-- pointed at contact_groups_typescript, and the server refuses to drop a</w:t>
+      </w:r>
+    </w:p>
+    <w:p>
+      <w:pPr>
+        <w:pStyle w:val="SourceCode"/>
+      </w:pPr>
+      <w:r>
+        <w:t>-- table that another table's foreign key still points at. Chapter 5 has no</w:t>
+      </w:r>
+    </w:p>
+    <w:p>
+      <w:pPr>
+        <w:pStyle w:val="SourceCode"/>
+      </w:pPr>
+      <w:r>
+        <w:t>-- groups, so contact_groups_typescript is dropped and not created again. IF</w:t>
+      </w:r>
+    </w:p>
+    <w:p>
+      <w:pPr>
+        <w:pStyle w:val="SourceCode"/>
+      </w:pPr>
+      <w:r>
+        <w:t>-- EXISTS skips a table that is not there.</w:t>
+      </w:r>
+    </w:p>
+    <w:p>
+      <w:pPr>
+        <w:pStyle w:val="SourceCode"/>
+      </w:pPr>
+      <w:r>
+        <w:t>DROP TABLE IF EXISTS contacts_typescript;</w:t>
+      </w:r>
+    </w:p>
+    <w:p>
+      <w:pPr>
+        <w:pStyle w:val="SourceCode"/>
+      </w:pPr>
+      <w:r>
+        <w:t>DROP TABLE IF EXISTS contact_groups_typescript;</w:t>
+      </w:r>
+    </w:p>
+    <w:p>
+      <w:pPr>
+        <w:pStyle w:val="SourceCode"/>
+      </w:pPr>
+    </w:p>
+    <w:p>
+      <w:pPr>
+        <w:pStyle w:val="SourceCode"/>
+      </w:pPr>
+      <w:r>
+        <w:t>-- Lesson 4.4's contacts table, with Lesson 4.12's index on name written</w:t>
+      </w:r>
+    </w:p>
+    <w:p>
+      <w:pPr>
+        <w:pStyle w:val="SourceCode"/>
+      </w:pPr>
+      <w:r>
+        <w:t>-- inside CREATE TABLE. Only email is UNIQUE, so two contacts may share a</w:t>
+      </w:r>
+    </w:p>
+    <w:p>
+      <w:pPr>
+        <w:pStyle w:val="SourceCode"/>
+      </w:pPr>
+      <w:r>
+        <w:t>-- name, and phone may be NULL: no phone.</w:t>
+      </w:r>
+    </w:p>
+    <w:p>
+      <w:pPr>
+        <w:pStyle w:val="SourceCode"/>
+      </w:pPr>
+      <w:r>
+        <w:t>CREATE TABLE contacts_typescript (</w:t>
+      </w:r>
+    </w:p>
+    <w:p>
+      <w:pPr>
+        <w:pStyle w:val="SourceCode"/>
+      </w:pPr>
+      <w:r>
+        <w:t xml:space="preserve">    id    INT AUTO_INCREMENT PRIMARY KEY,</w:t>
+      </w:r>
+    </w:p>
+    <w:p>
+      <w:pPr>
+        <w:pStyle w:val="SourceCode"/>
+      </w:pPr>
+      <w:r>
+        <w:t xml:space="preserve">    name  VARCHAR(100) NOT NULL,</w:t>
+      </w:r>
+    </w:p>
+    <w:p>
+      <w:pPr>
+        <w:pStyle w:val="SourceCode"/>
+      </w:pPr>
+      <w:r>
+        <w:t xml:space="preserve">    email VARCHAR(254) NOT NULL UNIQUE,</w:t>
+      </w:r>
+    </w:p>
+    <w:p>
+      <w:pPr>
+        <w:pStyle w:val="SourceCode"/>
+      </w:pPr>
+      <w:r>
+        <w:t xml:space="preserve">    phone VARCHAR(20)  NULL,</w:t>
+      </w:r>
+    </w:p>
+    <w:p>
+      <w:pPr>
+        <w:pStyle w:val="SourceCode"/>
+      </w:pPr>
+      <w:r>
+        <w:t xml:space="preserve">    INDEX idx_contacts_typescript_name (name)</w:t>
+      </w:r>
+    </w:p>
+    <w:p>
+      <w:pPr>
+        <w:pStyle w:val="SourceCode"/>
+      </w:pPr>
+      <w:r>
+        <w:t>) CHARACTER SET utf8mb4;</w:t>
+      </w:r>
+    </w:p>
+    <w:p>
+      <w:pPr>
+        <w:pStyle w:val="SourceCode"/>
+      </w:pPr>
+    </w:p>
+    <w:p>
+      <w:pPr>
+        <w:pStyle w:val="SourceCode"/>
+      </w:pPr>
+      <w:r>
+        <w:t>-- Lesson 4.6's three contacts, ids 1, 2, 3. Grace Hopper has no phone.</w:t>
+      </w:r>
+    </w:p>
+    <w:p>
+      <w:pPr>
+        <w:pStyle w:val="SourceCode"/>
+      </w:pPr>
+      <w:r>
+        <w:t>INSERT INTO contacts_typescript (name, email, phone)</w:t>
+      </w:r>
+    </w:p>
+    <w:p>
+      <w:pPr>
+        <w:pStyle w:val="SourceCode"/>
+      </w:pPr>
+      <w:r>
+        <w:t xml:space="preserve">    VALUES ('Ada Lovelace', 'ada@example.com', '555-0100');</w:t>
+      </w:r>
+    </w:p>
+    <w:p>
+      <w:pPr>
+        <w:pStyle w:val="SourceCode"/>
+      </w:pPr>
+      <w:r>
+        <w:t>INSERT INTO contacts_typescript (name, email, phone)</w:t>
+      </w:r>
+    </w:p>
+    <w:p>
+      <w:pPr>
+        <w:pStyle w:val="SourceCode"/>
+        <w:keepNext/>
+      </w:pPr>
+      <w:r>
+        <w:t xml:space="preserve">    VALUES ('Grace Hopper', 'grace@example.com', NULL);</w:t>
+      </w:r>
+    </w:p>
+    <w:p>
+      <w:pPr>
+        <w:pStyle w:val="SourceCode"/>
+        <w:keepNext/>
+      </w:pPr>
+      <w:r>
+        <w:t>INSERT INTO contacts_typescript (name, email, phone)</w:t>
+      </w:r>
+    </w:p>
+    <w:p>
+      <w:pPr>
+        <w:pStyle w:val="SourceCode"/>
+      </w:pPr>
+      <w:r>
+        <w:t xml:space="preserve">    VALUES ('Alan Turing', 'alan@example.com', '555-0102');</w:t>
+      </w:r>
+    </w:p>
+    <w:p>
+      <w:pPr>
+        <w:keepNext/>
+      </w:pPr>
+    </w:p>
+    <w:p>
+      <w:r>
+        <w:t>The first client command is Lesson 4.2's CREATE DATABASE IF NOT EXISTS spa_contacts, so this lesson works even if you start here. The next six run the files, one per language; remember, the client runs source from -e only with --commands (Lesson 4.6). The last shows the C programs' table, contacts_c; put your language's table in its place to see that one. Remember, MYSQL_PWD lasts only until the block's last line.</w:t>
+      </w:r>
+    </w:p>
+    <w:p>
+      <w:pPr>
+        <w:keepNext/>
+      </w:pPr>
+    </w:p>
+    <w:p>
+      <w:pPr>
+        <w:pStyle w:val="Heading3"/>
+      </w:pPr>
+      <w:r>
         <w:t>Windows PowerShell Data Reset</w:t>
       </w:r>
     </w:p>
@@ -3238,7 +4625,6 @@
     <w:p>
       <w:pPr>
         <w:pStyle w:val="CommandBlock"/>
-        <w:keepNext/>
       </w:pPr>
       <w:r>
         <w:t>&amp; $mysql -u devuser -h 127.0.0.1 -P 3306 `</w:t>
@@ -3247,7 +4633,6 @@
     <w:p>
       <w:pPr>
         <w:pStyle w:val="CommandBlock"/>
-        <w:keepNext/>
       </w:pPr>
       <w:r>
         <w:t xml:space="preserve">    -e "CREATE DATABASE IF NOT EXISTS spa_contacts"</w:t>
@@ -3256,7 +4641,6 @@
     <w:p>
       <w:pPr>
         <w:pStyle w:val="CommandBlock"/>
-        <w:keepNext/>
       </w:pPr>
       <w:r>
         <w:t>&amp; $mysql -u devuser -h 127.0.0.1 -P 3306 -D spa_contacts --commands `</w:t>
@@ -3265,15 +4649,94 @@
     <w:p>
       <w:pPr>
         <w:pStyle w:val="CommandBlock"/>
-        <w:keepNext/>
-      </w:pPr>
-      <w:r>
-        <w:t xml:space="preserve">    -e "source ./sql/reset_contacts.sql"</w:t>
+      </w:pPr>
+      <w:r>
+        <w:t xml:space="preserve">    -e "source ./sql/reset_contacts_c.sql"</w:t>
       </w:r>
     </w:p>
     <w:p>
       <w:pPr>
         <w:pStyle w:val="CommandBlock"/>
+      </w:pPr>
+      <w:r>
+        <w:t>&amp; $mysql -u devuser -h 127.0.0.1 -P 3306 -D spa_contacts --commands `</w:t>
+      </w:r>
+    </w:p>
+    <w:p>
+      <w:pPr>
+        <w:pStyle w:val="CommandBlock"/>
+      </w:pPr>
+      <w:r>
+        <w:t xml:space="preserve">    -e "source ./sql/reset_contacts_cpp.sql"</w:t>
+      </w:r>
+    </w:p>
+    <w:p>
+      <w:pPr>
+        <w:pStyle w:val="CommandBlock"/>
+      </w:pPr>
+      <w:r>
+        <w:t>&amp; $mysql -u devuser -h 127.0.0.1 -P 3306 -D spa_contacts --commands `</w:t>
+      </w:r>
+    </w:p>
+    <w:p>
+      <w:pPr>
+        <w:pStyle w:val="CommandBlock"/>
+      </w:pPr>
+      <w:r>
+        <w:t xml:space="preserve">    -e "source ./sql/reset_contacts_csharp.sql"</w:t>
+      </w:r>
+    </w:p>
+    <w:p>
+      <w:pPr>
+        <w:pStyle w:val="CommandBlock"/>
+      </w:pPr>
+      <w:r>
+        <w:t>&amp; $mysql -u devuser -h 127.0.0.1 -P 3306 -D spa_contacts --commands `</w:t>
+      </w:r>
+    </w:p>
+    <w:p>
+      <w:pPr>
+        <w:pStyle w:val="CommandBlock"/>
+      </w:pPr>
+      <w:r>
+        <w:t xml:space="preserve">    -e "source ./sql/reset_contacts_go.sql"</w:t>
+      </w:r>
+    </w:p>
+    <w:p>
+      <w:pPr>
+        <w:pStyle w:val="CommandBlock"/>
+      </w:pPr>
+      <w:r>
+        <w:t>&amp; $mysql -u devuser -h 127.0.0.1 -P 3306 -D spa_contacts --commands `</w:t>
+      </w:r>
+    </w:p>
+    <w:p>
+      <w:pPr>
+        <w:pStyle w:val="CommandBlock"/>
+      </w:pPr>
+      <w:r>
+        <w:t xml:space="preserve">    -e "source ./sql/reset_contacts_python.sql"</w:t>
+      </w:r>
+    </w:p>
+    <w:p>
+      <w:pPr>
+        <w:pStyle w:val="CommandBlock"/>
+      </w:pPr>
+      <w:r>
+        <w:t>&amp; $mysql -u devuser -h 127.0.0.1 -P 3306 -D spa_contacts --commands `</w:t>
+      </w:r>
+    </w:p>
+    <w:p>
+      <w:pPr>
+        <w:pStyle w:val="CommandBlock"/>
+      </w:pPr>
+      <w:r>
+        <w:t xml:space="preserve">    -e "source ./sql/reset_contacts_typescript.sql"</w:t>
+      </w:r>
+    </w:p>
+    <w:p>
+      <w:pPr>
+        <w:pStyle w:val="CommandBlock"/>
         <w:keepNext/>
       </w:pPr>
       <w:r>
@@ -3286,7 +4749,7 @@
         <w:keepNext/>
       </w:pPr>
       <w:r>
-        <w:t xml:space="preserve">    -e "SELECT id, name, email, phone FROM contacts ORDER BY id"</w:t>
+        <w:t xml:space="preserve">    -e "SELECT id, name, email, phone FROM contacts_c ORDER BY id"</w:t>
       </w:r>
     </w:p>
     <w:p>
@@ -3331,7 +4794,6 @@
     <w:p>
       <w:pPr>
         <w:pStyle w:val="CommandBlock"/>
-        <w:keepNext/>
       </w:pPr>
       <w:r>
         <w:t xml:space="preserve">    -e "CREATE DATABASE IF NOT EXISTS spa_contacts"</w:t>
@@ -3340,15 +4802,102 @@
     <w:p>
       <w:pPr>
         <w:pStyle w:val="CommandBlock"/>
-        <w:keepNext/>
-      </w:pPr>
-      <w:r>
-        <w:t>mysql -u devuser -h 127.0.0.1 -P 3306 -D spa_contacts &lt; ./sql/reset_contacts.sql</w:t>
+      </w:pPr>
+      <w:r>
+        <w:t>mysql -u devuser -h 127.0.0.1 -P 3306 -D spa_contacts \</w:t>
       </w:r>
     </w:p>
     <w:p>
       <w:pPr>
         <w:pStyle w:val="CommandBlock"/>
+      </w:pPr>
+      <w:r>
+        <w:t xml:space="preserve">    &lt; ./sql/reset_contacts_c.sql</w:t>
+      </w:r>
+    </w:p>
+    <w:p>
+      <w:pPr>
+        <w:pStyle w:val="CommandBlock"/>
+      </w:pPr>
+      <w:r>
+        <w:t>mysql -u devuser -h 127.0.0.1 -P 3306 -D spa_contacts \</w:t>
+      </w:r>
+    </w:p>
+    <w:p>
+      <w:pPr>
+        <w:pStyle w:val="CommandBlock"/>
+      </w:pPr>
+      <w:r>
+        <w:t xml:space="preserve">    &lt; ./sql/reset_contacts_cpp.sql</w:t>
+      </w:r>
+    </w:p>
+    <w:p>
+      <w:pPr>
+        <w:pStyle w:val="CommandBlock"/>
+      </w:pPr>
+      <w:r>
+        <w:t>mysql -u devuser -h 127.0.0.1 -P 3306 -D spa_contacts \</w:t>
+      </w:r>
+    </w:p>
+    <w:p>
+      <w:pPr>
+        <w:pStyle w:val="CommandBlock"/>
+      </w:pPr>
+      <w:r>
+        <w:t xml:space="preserve">    &lt; ./sql/reset_contacts_csharp.sql</w:t>
+      </w:r>
+    </w:p>
+    <w:p>
+      <w:pPr>
+        <w:pStyle w:val="CommandBlock"/>
+      </w:pPr>
+      <w:r>
+        <w:t>mysql -u devuser -h 127.0.0.1 -P 3306 -D spa_contacts \</w:t>
+      </w:r>
+    </w:p>
+    <w:p>
+      <w:pPr>
+        <w:pStyle w:val="CommandBlock"/>
+      </w:pPr>
+      <w:r>
+        <w:t xml:space="preserve">    &lt; ./sql/reset_contacts_go.sql</w:t>
+      </w:r>
+    </w:p>
+    <w:p>
+      <w:pPr>
+        <w:pStyle w:val="CommandBlock"/>
+      </w:pPr>
+      <w:r>
+        <w:t>mysql -u devuser -h 127.0.0.1 -P 3306 -D spa_contacts \</w:t>
+      </w:r>
+    </w:p>
+    <w:p>
+      <w:pPr>
+        <w:pStyle w:val="CommandBlock"/>
+      </w:pPr>
+      <w:r>
+        <w:t xml:space="preserve">    &lt; ./sql/reset_contacts_python.sql</w:t>
+      </w:r>
+    </w:p>
+    <w:p>
+      <w:pPr>
+        <w:pStyle w:val="CommandBlock"/>
+      </w:pPr>
+      <w:r>
+        <w:t>mysql -u devuser -h 127.0.0.1 -P 3306 -D spa_contacts \</w:t>
+      </w:r>
+    </w:p>
+    <w:p>
+      <w:pPr>
+        <w:pStyle w:val="CommandBlock"/>
+      </w:pPr>
+      <w:r>
+        <w:t xml:space="preserve">    &lt; ./sql/reset_contacts_typescript.sql</w:t>
+      </w:r>
+    </w:p>
+    <w:p>
+      <w:pPr>
+        <w:pStyle w:val="CommandBlock"/>
         <w:keepNext/>
       </w:pPr>
       <w:r>
@@ -3361,7 +4910,7 @@
         <w:keepNext/>
       </w:pPr>
       <w:r>
-        <w:t xml:space="preserve">    -e "SELECT id, name, email, phone FROM contacts ORDER BY id"</w:t>
+        <w:t xml:space="preserve">    -e "SELECT id, name, email, phone FROM contacts_c ORDER BY id"</w:t>
       </w:r>
     </w:p>
     <w:p>
@@ -3382,7 +4931,7 @@
         <w:keepNext/>
       </w:pPr>
       <w:r>
-        <w:t>The first two commands print nothing. The query prints exactly this table:</w:t>
+        <w:t>The commands before the query print nothing. The query prints exactly this table; every language's table holds the same three rows:</w:t>
       </w:r>
     </w:p>
     <w:p>
@@ -3530,7 +5079,7 @@
         <w:pStyle w:val="ListBullet"/>
       </w:pPr>
       <w:r>
-        <w:t>Unknown database 'spa_contacts' (error 1049), or Table 'spa_contacts.contacts' doesn't exist (error 1146): the Data Reset has not run yet. Run it.</w:t>
+        <w:t>Unknown database 'spa_contacts' (error 1049), or Table 'spa_contacts.contacts_c' doesn't exist (error 1146), with your language's table in the name: the Data Reset has not run yet. Run it.</w:t>
       </w:r>
     </w:p>
     <w:p>
@@ -3798,7 +5347,7 @@
         <w:pStyle w:val="SourceCode"/>
       </w:pPr>
       <w:r>
-        <w:t xml:space="preserve">    "SELECT id, name, email, phone FROM contacts ORDER BY name, id"</w:t>
+        <w:t xml:space="preserve">    "SELECT id, name, email, phone FROM contacts_c ORDER BY name, id"</w:t>
       </w:r>
     </w:p>
     <w:p>
@@ -3814,7 +5363,7 @@
         <w:pStyle w:val="SourceCode"/>
       </w:pPr>
       <w:r>
-        <w:t xml:space="preserve">    "INSERT INTO contacts (name, email, phone) VALUES (?, ?, ?)"</w:t>
+        <w:t xml:space="preserve">    "INSERT INTO contacts_c (name, email, phone) VALUES (?, ?, ?)"</w:t>
       </w:r>
     </w:p>
     <w:p>
@@ -7325,7 +8874,7 @@
         <w:keepNext/>
       </w:pPr>
       <w:r>
-        <w:t>Run the block from the lesson-5.7 folder, in a terminal that has SPA_DB_PASSWORD. It runs the Data Reset's file again just before the program, so the table holds exactly the reset's three contacts.</w:t>
+        <w:t>Run the block from the lesson-5.7 folder, in a terminal that has SPA_DB_PASSWORD. It runs C's line of the Data Reset again just before the program, so its own table, contacts_c, holds exactly the reset's three contacts.</w:t>
       </w:r>
     </w:p>
     <w:p>
@@ -7402,7 +8951,7 @@
         <w:keepNext/>
       </w:pPr>
       <w:r>
-        <w:t xml:space="preserve">    -e "source ./sql/reset_contacts.sql"</w:t>
+        <w:t xml:space="preserve">    -e "source ./sql/reset_contacts_c.sql"</w:t>
       </w:r>
     </w:p>
     <w:p>
@@ -7477,7 +9026,7 @@
         <w:keepNext/>
       </w:pPr>
       <w:r>
-        <w:t>mysql -u devuser -h 127.0.0.1 -P 3306 -D spa_contacts &lt; ./sql/reset_contacts.sql</w:t>
+        <w:t>mysql -u devuser -h 127.0.0.1 -P 3306 -D spa_contacts \</w:t>
       </w:r>
     </w:p>
     <w:p>
@@ -7486,6 +9035,15 @@
         <w:keepNext/>
       </w:pPr>
       <w:r>
+        <w:t xml:space="preserve">    &lt; ./sql/reset_contacts_c.sql</w:t>
+      </w:r>
+    </w:p>
+    <w:p>
+      <w:pPr>
+        <w:pStyle w:val="CommandBlock"/>
+        <w:keepNext/>
+      </w:pPr>
+      <w:r>
         <w:t>unset MYSQL_PWD</w:t>
       </w:r>
     </w:p>
@@ -8188,7 +9746,7 @@
         <w:pStyle w:val="SourceCode"/>
       </w:pPr>
       <w:r>
-        <w:t xml:space="preserve">    "SELECT id, name, email, phone FROM contacts ORDER BY name, id"</w:t>
+        <w:t xml:space="preserve">    "SELECT id, name, email, phone FROM contacts_c ORDER BY name, id"</w:t>
       </w:r>
     </w:p>
     <w:p>
@@ -8212,7 +9770,7 @@
         <w:pStyle w:val="SourceCode"/>
       </w:pPr>
       <w:r>
-        <w:t xml:space="preserve">    "INSERT INTO contacts (name, email, phone) VALUES (?, ?, ?)"</w:t>
+        <w:t xml:space="preserve">    "INSERT INTO contacts_c (name, email, phone) VALUES (?, ?, ?)"</w:t>
       </w:r>
     </w:p>
     <w:p>
@@ -12835,7 +14393,7 @@
         <w:keepNext/>
       </w:pPr>
       <w:r>
-        <w:t>The block resets the table and runs the program.</w:t>
+        <w:t>The block resets C's own table, contacts_c, and runs the program.</w:t>
       </w:r>
     </w:p>
     <w:p>
@@ -12921,7 +14479,7 @@
         <w:keepNext/>
       </w:pPr>
       <w:r>
-        <w:t xml:space="preserve">    -e "source ./sql/reset_contacts.sql"</w:t>
+        <w:t xml:space="preserve">    -e "source ./sql/reset_contacts_c.sql"</w:t>
       </w:r>
     </w:p>
     <w:p>
@@ -13005,7 +14563,7 @@
         <w:keepNext/>
       </w:pPr>
       <w:r>
-        <w:t>mysql -u devuser -h 127.0.0.1 -P 3306 -D spa_contacts &lt; ./sql/reset_contacts.sql</w:t>
+        <w:t>mysql -u devuser -h 127.0.0.1 -P 3306 -D spa_contacts \</w:t>
       </w:r>
     </w:p>
     <w:p>
@@ -13014,6 +14572,15 @@
         <w:keepNext/>
       </w:pPr>
       <w:r>
+        <w:t xml:space="preserve">    &lt; ./sql/reset_contacts_c.sql</w:t>
+      </w:r>
+    </w:p>
+    <w:p>
+      <w:pPr>
+        <w:pStyle w:val="CommandBlock"/>
+        <w:keepNext/>
+      </w:pPr>
+      <w:r>
         <w:t>unset MYSQL_PWD</w:t>
       </w:r>
     </w:p>
@@ -13091,7 +14658,7 @@
         <w:keepNext/>
       </w:pPr>
       <w:r>
-        <w:t>This run shows the imports that import nothing. The block resets the table, writes two small files with Set-Content (Lesson 3.14), contacts-empty.csv with only the header, as Lesson 5.8's export of an empty table will write it, and people.csv, whose header has capital letters, then runs the program. Type the answers as Malformed Imports Results says; for the second import, press Enter at File: without typing anything. Remove-Item deletes the two files afterwards.</w:t>
+        <w:t>This run shows the imports that import nothing. The block resets C's own table, contacts_c, writes two small files with Set-Content (Lesson 3.14), contacts-empty.csv with only the header, as Lesson 5.8's export of an empty table will write it, and people.csv, whose header has capital letters, then runs the program. Type the answers as Malformed Imports Results says; for the second import, press Enter at File: without typing anything. Remove-Item deletes the two files afterwards.</w:t>
       </w:r>
     </w:p>
     <w:p>
@@ -13132,7 +14699,7 @@
         <w:keepNext/>
       </w:pPr>
       <w:r>
-        <w:t xml:space="preserve">    -e "source ./sql/reset_contacts.sql"</w:t>
+        <w:t xml:space="preserve">    -e "source ./sql/reset_contacts_c.sql"</w:t>
       </w:r>
     </w:p>
     <w:p>
@@ -13216,7 +14783,7 @@
         <w:keepNext/>
       </w:pPr>
       <w:r>
-        <w:t>mysql -u devuser -h 127.0.0.1 -P 3306 -D spa_contacts &lt; ./sql/reset_contacts.sql</w:t>
+        <w:t>mysql -u devuser -h 127.0.0.1 -P 3306 -D spa_contacts \</w:t>
       </w:r>
     </w:p>
     <w:p>
@@ -13225,6 +14792,15 @@
         <w:keepNext/>
       </w:pPr>
       <w:r>
+        <w:t xml:space="preserve">    &lt; ./sql/reset_contacts_c.sql</w:t>
+      </w:r>
+    </w:p>
+    <w:p>
+      <w:pPr>
+        <w:pStyle w:val="CommandBlock"/>
+        <w:keepNext/>
+      </w:pPr>
+      <w:r>
         <w:t>unset MYSQL_PWD</w:t>
       </w:r>
     </w:p>
@@ -13321,7 +14897,7 @@
         <w:keepNext/>
       </w:pPr>
       <w:r>
-        <w:t>Now import contacts-export.csv, the file Lesson 5.8's export will write, into an empty table. The client lines reset the table, then delete every contact; remember, a DELETE without WHERE removes every row (Lesson 4.8), and here that is what the run needs. Then type the answers as Round Trip Results says: import the file, list, and import it again.</w:t>
+        <w:t>Now import contacts-export.csv, the file Lesson 5.8's export will write, into an empty table. The client lines reset C's own table, contacts_c, then delete every contact in it; remember, a DELETE without WHERE removes every row (Lesson 4.8), and here that is what the run needs. Then type the answers as Round Trip Results says: import the file, list, and import it again.</w:t>
       </w:r>
     </w:p>
     <w:p>
@@ -13362,7 +14938,7 @@
         <w:keepNext/>
       </w:pPr>
       <w:r>
-        <w:t xml:space="preserve">    -e "source ./sql/reset_contacts.sql"</w:t>
+        <w:t xml:space="preserve">    -e "source ./sql/reset_contacts_c.sql"</w:t>
       </w:r>
     </w:p>
     <w:p>
@@ -13380,7 +14956,7 @@
         <w:keepNext/>
       </w:pPr>
       <w:r>
-        <w:t xml:space="preserve">    -e "DELETE FROM contacts"</w:t>
+        <w:t xml:space="preserve">    -e "DELETE FROM contacts_c"</w:t>
       </w:r>
     </w:p>
     <w:p>
@@ -13437,7 +15013,7 @@
         <w:keepNext/>
       </w:pPr>
       <w:r>
-        <w:t>mysql -u devuser -h 127.0.0.1 -P 3306 -D spa_contacts &lt; ./sql/reset_contacts.sql</w:t>
+        <w:t>mysql -u devuser -h 127.0.0.1 -P 3306 -D spa_contacts \</w:t>
       </w:r>
     </w:p>
     <w:p>
@@ -13446,6 +15022,15 @@
         <w:keepNext/>
       </w:pPr>
       <w:r>
+        <w:t xml:space="preserve">    &lt; ./sql/reset_contacts_c.sql</w:t>
+      </w:r>
+    </w:p>
+    <w:p>
+      <w:pPr>
+        <w:pStyle w:val="CommandBlock"/>
+        <w:keepNext/>
+      </w:pPr>
+      <w:r>
         <w:t>mysql -u devuser -h 127.0.0.1 -P 3306 -D spa_contacts \</w:t>
       </w:r>
     </w:p>
@@ -13455,7 +15040,7 @@
         <w:keepNext/>
       </w:pPr>
       <w:r>
-        <w:t xml:space="preserve">    -e "DELETE FROM contacts"</w:t>
+        <w:t xml:space="preserve">    -e "DELETE FROM contacts_c"</w:t>
       </w:r>
     </w:p>
     <w:p>
@@ -13864,7 +15449,7 @@
         <w:pStyle w:val="SourceCode"/>
       </w:pPr>
       <w:r>
-        <w:t xml:space="preserve">    "SELECT id, name, email, phone FROM contacts ORDER BY name, id";</w:t>
+        <w:t xml:space="preserve">    "SELECT id, name, email, phone FROM contacts_cpp ORDER BY name, id";</w:t>
       </w:r>
     </w:p>
     <w:p>
@@ -13880,7 +15465,7 @@
         <w:pStyle w:val="SourceCode"/>
       </w:pPr>
       <w:r>
-        <w:t xml:space="preserve">    "INSERT INTO contacts (name, email, phone) VALUES (?, ?, ?)";</w:t>
+        <w:t xml:space="preserve">    "INSERT INTO contacts_cpp (name, email, phone) VALUES (?, ?, ?)";</w:t>
       </w:r>
     </w:p>
     <w:p>
@@ -16745,7 +18330,7 @@
         <w:keepNext/>
       </w:pPr>
       <w:r>
-        <w:t>Run the block from the lesson-5.7 folder, in a terminal that has SPA_DB_PASSWORD. It runs the Data Reset's file again just before the program, so the table holds exactly the reset's three contacts.</w:t>
+        <w:t>Run the block from the lesson-5.7 folder, in a terminal that has SPA_DB_PASSWORD. It runs C++'s line of the Data Reset again just before the program, so its own table, contacts_cpp, holds exactly the reset's three contacts.</w:t>
       </w:r>
     </w:p>
     <w:p>
@@ -16858,7 +18443,7 @@
         <w:keepNext/>
       </w:pPr>
       <w:r>
-        <w:t xml:space="preserve">    -e "source ./sql/reset_contacts.sql"</w:t>
+        <w:t xml:space="preserve">    -e "source ./sql/reset_contacts_cpp.sql"</w:t>
       </w:r>
     </w:p>
     <w:p>
@@ -16951,7 +18536,7 @@
         <w:keepNext/>
       </w:pPr>
       <w:r>
-        <w:t>mysql -u devuser -h 127.0.0.1 -P 3306 -D spa_contacts &lt; ./sql/reset_contacts.sql</w:t>
+        <w:t>mysql -u devuser -h 127.0.0.1 -P 3306 -D spa_contacts \</w:t>
       </w:r>
     </w:p>
     <w:p>
@@ -16960,6 +18545,15 @@
         <w:keepNext/>
       </w:pPr>
       <w:r>
+        <w:t xml:space="preserve">    &lt; ./sql/reset_contacts_cpp.sql</w:t>
+      </w:r>
+    </w:p>
+    <w:p>
+      <w:pPr>
+        <w:pStyle w:val="CommandBlock"/>
+        <w:keepNext/>
+      </w:pPr>
+      <w:r>
         <w:t>unset MYSQL_PWD</w:t>
       </w:r>
     </w:p>
@@ -17649,7 +19243,7 @@
         <w:pStyle w:val="SourceCode"/>
       </w:pPr>
       <w:r>
-        <w:t xml:space="preserve">    "SELECT id, name, email, phone FROM contacts ORDER BY name, id";</w:t>
+        <w:t xml:space="preserve">    "SELECT id, name, email, phone FROM contacts_cpp ORDER BY name, id";</w:t>
       </w:r>
     </w:p>
     <w:p>
@@ -17673,7 +19267,7 @@
         <w:pStyle w:val="SourceCode"/>
       </w:pPr>
       <w:r>
-        <w:t xml:space="preserve">    "INSERT INTO contacts (name, email, phone) VALUES (?, ?, ?)";</w:t>
+        <w:t xml:space="preserve">    "INSERT INTO contacts_cpp (name, email, phone) VALUES (?, ?, ?)";</w:t>
       </w:r>
     </w:p>
     <w:p>
@@ -21591,7 +23185,7 @@
         <w:keepNext/>
       </w:pPr>
       <w:r>
-        <w:t>The block resets the table and runs the program.</w:t>
+        <w:t>The block resets C++'s own table, contacts_cpp, and runs the program.</w:t>
       </w:r>
     </w:p>
     <w:p>
@@ -21702,7 +23296,7 @@
         <w:pStyle w:val="CommandBlock"/>
       </w:pPr>
       <w:r>
-        <w:t xml:space="preserve">    -e "source ./sql/reset_contacts.sql"</w:t>
+        <w:t xml:space="preserve">    -e "source ./sql/reset_contacts_cpp.sql"</w:t>
       </w:r>
     </w:p>
     <w:p>
@@ -21795,7 +23389,7 @@
         <w:keepNext/>
       </w:pPr>
       <w:r>
-        <w:t>mysql -u devuser -h 127.0.0.1 -P 3306 -D spa_contacts &lt; ./sql/reset_contacts.sql</w:t>
+        <w:t>mysql -u devuser -h 127.0.0.1 -P 3306 -D spa_contacts \</w:t>
       </w:r>
     </w:p>
     <w:p>
@@ -21804,6 +23398,15 @@
         <w:keepNext/>
       </w:pPr>
       <w:r>
+        <w:t xml:space="preserve">    &lt; ./sql/reset_contacts_cpp.sql</w:t>
+      </w:r>
+    </w:p>
+    <w:p>
+      <w:pPr>
+        <w:pStyle w:val="CommandBlock"/>
+        <w:keepNext/>
+      </w:pPr>
+      <w:r>
         <w:t>unset MYSQL_PWD</w:t>
       </w:r>
     </w:p>
@@ -21881,7 +23484,7 @@
         <w:keepNext/>
       </w:pPr>
       <w:r>
-        <w:t>This run shows the imports that import nothing. The block resets the table, writes two small files with Set-Content (Lesson 3.14), contacts-empty.csv with only the header, as Lesson 5.8's export of an empty table will write it, and people.csv, whose header has capital letters, then runs the program. Type the answers as Malformed Imports Results says; for the second import, press Enter at File: without typing anything. Remove-Item deletes the two files afterwards.</w:t>
+        <w:t>This run shows the imports that import nothing. The block resets C++'s own table, contacts_cpp, writes two small files with Set-Content (Lesson 3.14), contacts-empty.csv with only the header, as Lesson 5.8's export of an empty table will write it, and people.csv, whose header has capital letters, then runs the program. Type the answers as Malformed Imports Results says; for the second import, press Enter at File: without typing anything. Remove-Item deletes the two files afterwards.</w:t>
       </w:r>
     </w:p>
     <w:p>
@@ -21922,7 +23525,7 @@
         <w:keepNext/>
       </w:pPr>
       <w:r>
-        <w:t xml:space="preserve">    -e "source ./sql/reset_contacts.sql"</w:t>
+        <w:t xml:space="preserve">    -e "source ./sql/reset_contacts_cpp.sql"</w:t>
       </w:r>
     </w:p>
     <w:p>
@@ -22006,7 +23609,7 @@
         <w:keepNext/>
       </w:pPr>
       <w:r>
-        <w:t>mysql -u devuser -h 127.0.0.1 -P 3306 -D spa_contacts &lt; ./sql/reset_contacts.sql</w:t>
+        <w:t>mysql -u devuser -h 127.0.0.1 -P 3306 -D spa_contacts \</w:t>
       </w:r>
     </w:p>
     <w:p>
@@ -22015,6 +23618,15 @@
         <w:keepNext/>
       </w:pPr>
       <w:r>
+        <w:t xml:space="preserve">    &lt; ./sql/reset_contacts_cpp.sql</w:t>
+      </w:r>
+    </w:p>
+    <w:p>
+      <w:pPr>
+        <w:pStyle w:val="CommandBlock"/>
+        <w:keepNext/>
+      </w:pPr>
+      <w:r>
         <w:t>unset MYSQL_PWD</w:t>
       </w:r>
     </w:p>
@@ -22111,7 +23723,7 @@
         <w:keepNext/>
       </w:pPr>
       <w:r>
-        <w:t>Now import contacts-export.csv, the file Lesson 5.8's export will write, into an empty table. The client lines reset the table, then delete every contact; remember, a DELETE without WHERE removes every row (Lesson 4.8), and here that is what the run needs. Then type the answers as Round Trip Results says: import the file, list, and import it again.</w:t>
+        <w:t>Now import contacts-export.csv, the file Lesson 5.8's export will write, into an empty table. The client lines reset C++'s own table, contacts_cpp, then delete every contact in it; remember, a DELETE without WHERE removes every row (Lesson 4.8), and here that is what the run needs. Then type the answers as Round Trip Results says: import the file, list, and import it again.</w:t>
       </w:r>
     </w:p>
     <w:p>
@@ -22152,7 +23764,7 @@
         <w:keepNext/>
       </w:pPr>
       <w:r>
-        <w:t xml:space="preserve">    -e "source ./sql/reset_contacts.sql"</w:t>
+        <w:t xml:space="preserve">    -e "source ./sql/reset_contacts_cpp.sql"</w:t>
       </w:r>
     </w:p>
     <w:p>
@@ -22170,7 +23782,7 @@
         <w:keepNext/>
       </w:pPr>
       <w:r>
-        <w:t xml:space="preserve">    -e "DELETE FROM contacts"</w:t>
+        <w:t xml:space="preserve">    -e "DELETE FROM contacts_cpp"</w:t>
       </w:r>
     </w:p>
     <w:p>
@@ -22227,7 +23839,7 @@
         <w:keepNext/>
       </w:pPr>
       <w:r>
-        <w:t>mysql -u devuser -h 127.0.0.1 -P 3306 -D spa_contacts &lt; ./sql/reset_contacts.sql</w:t>
+        <w:t>mysql -u devuser -h 127.0.0.1 -P 3306 -D spa_contacts \</w:t>
       </w:r>
     </w:p>
     <w:p>
@@ -22236,6 +23848,15 @@
         <w:keepNext/>
       </w:pPr>
       <w:r>
+        <w:t xml:space="preserve">    &lt; ./sql/reset_contacts_cpp.sql</w:t>
+      </w:r>
+    </w:p>
+    <w:p>
+      <w:pPr>
+        <w:pStyle w:val="CommandBlock"/>
+        <w:keepNext/>
+      </w:pPr>
+      <w:r>
         <w:t>mysql -u devuser -h 127.0.0.1 -P 3306 -D spa_contacts \</w:t>
       </w:r>
     </w:p>
@@ -22245,7 +23866,7 @@
         <w:keepNext/>
       </w:pPr>
       <w:r>
-        <w:t xml:space="preserve">    -e "DELETE FROM contacts"</w:t>
+        <w:t xml:space="preserve">    -e "DELETE FROM contacts_cpp"</w:t>
       </w:r>
     </w:p>
     <w:p>
@@ -22654,7 +24275,7 @@
         <w:pStyle w:val="SourceCode"/>
       </w:pPr>
       <w:r>
-        <w:t xml:space="preserve">        "SELECT id, name, email, phone FROM contacts ORDER BY name, id";</w:t>
+        <w:t xml:space="preserve">        "SELECT id, name, email, phone FROM contacts_csharp ORDER BY name, id";</w:t>
       </w:r>
     </w:p>
     <w:p>
@@ -22670,7 +24291,7 @@
         <w:pStyle w:val="SourceCode"/>
       </w:pPr>
       <w:r>
-        <w:t xml:space="preserve">        "INSERT INTO contacts (name, email, phone) " +</w:t>
+        <w:t xml:space="preserve">        "INSERT INTO contacts_csharp (name, email, phone) " +</w:t>
       </w:r>
     </w:p>
     <w:p>
@@ -25810,7 +27431,7 @@
         <w:keepNext/>
       </w:pPr>
       <w:r>
-        <w:t>Run the block from the lesson-5.7 folder, in a terminal that has SPA_DB_PASSWORD. It runs the Data Reset's file again just before the program, so the table holds exactly the reset's three contacts.</w:t>
+        <w:t>Run the block from the lesson-5.7 folder, in a terminal that has SPA_DB_PASSWORD. It runs C#'s line of the Data Reset again just before the program, so its own table, contacts_csharp, holds exactly the reset's three contacts.</w:t>
       </w:r>
     </w:p>
     <w:p>
@@ -25860,7 +27481,7 @@
         <w:keepNext/>
       </w:pPr>
       <w:r>
-        <w:t xml:space="preserve">    -e "source ./sql/reset_contacts.sql"</w:t>
+        <w:t xml:space="preserve">    -e "source ./sql/reset_contacts_csharp.sql"</w:t>
       </w:r>
     </w:p>
     <w:p>
@@ -25926,7 +27547,7 @@
         <w:keepNext/>
       </w:pPr>
       <w:r>
-        <w:t>mysql -u devuser -h 127.0.0.1 -P 3306 -D spa_contacts &lt; ./sql/reset_contacts.sql</w:t>
+        <w:t>mysql -u devuser -h 127.0.0.1 -P 3306 -D spa_contacts \</w:t>
       </w:r>
     </w:p>
     <w:p>
@@ -25935,6 +27556,15 @@
         <w:keepNext/>
       </w:pPr>
       <w:r>
+        <w:t xml:space="preserve">    &lt; ./sql/reset_contacts_csharp.sql</w:t>
+      </w:r>
+    </w:p>
+    <w:p>
+      <w:pPr>
+        <w:pStyle w:val="CommandBlock"/>
+        <w:keepNext/>
+      </w:pPr>
+      <w:r>
         <w:t>unset MYSQL_PWD</w:t>
       </w:r>
     </w:p>
@@ -26391,7 +28021,7 @@
         <w:pStyle w:val="SourceCode"/>
       </w:pPr>
       <w:r>
-        <w:t xml:space="preserve">        "SELECT id, name, email, phone FROM contacts ORDER BY name, id";</w:t>
+        <w:t xml:space="preserve">        "SELECT id, name, email, phone FROM contacts_csharp ORDER BY name, id";</w:t>
       </w:r>
     </w:p>
     <w:p>
@@ -26415,7 +28045,7 @@
         <w:pStyle w:val="SourceCode"/>
       </w:pPr>
       <w:r>
-        <w:t xml:space="preserve">        "INSERT INTO contacts (name, email, phone) " +</w:t>
+        <w:t xml:space="preserve">        "INSERT INTO contacts_csharp (name, email, phone) " +</w:t>
       </w:r>
     </w:p>
     <w:p>
@@ -30637,7 +32267,7 @@
         <w:keepNext/>
       </w:pPr>
       <w:r>
-        <w:t>The block resets the table and runs the program.</w:t>
+        <w:t>The block resets C#'s own table, contacts_csharp, and runs the program.</w:t>
       </w:r>
     </w:p>
     <w:p>
@@ -30687,7 +32317,7 @@
         <w:keepNext/>
       </w:pPr>
       <w:r>
-        <w:t xml:space="preserve">    -e "source ./sql/reset_contacts.sql"</w:t>
+        <w:t xml:space="preserve">    -e "source ./sql/reset_contacts_csharp.sql"</w:t>
       </w:r>
     </w:p>
     <w:p>
@@ -30753,7 +32383,7 @@
         <w:keepNext/>
       </w:pPr>
       <w:r>
-        <w:t>mysql -u devuser -h 127.0.0.1 -P 3306 -D spa_contacts &lt; ./sql/reset_contacts.sql</w:t>
+        <w:t>mysql -u devuser -h 127.0.0.1 -P 3306 -D spa_contacts \</w:t>
       </w:r>
     </w:p>
     <w:p>
@@ -30762,6 +32392,15 @@
         <w:keepNext/>
       </w:pPr>
       <w:r>
+        <w:t xml:space="preserve">    &lt; ./sql/reset_contacts_csharp.sql</w:t>
+      </w:r>
+    </w:p>
+    <w:p>
+      <w:pPr>
+        <w:pStyle w:val="CommandBlock"/>
+        <w:keepNext/>
+      </w:pPr>
+      <w:r>
         <w:t>unset MYSQL_PWD</w:t>
       </w:r>
     </w:p>
@@ -30839,7 +32478,7 @@
         <w:keepNext/>
       </w:pPr>
       <w:r>
-        <w:t>This run shows the imports that import nothing. The block resets the table, writes two small files with Set-Content (Lesson 3.14), contacts-empty.csv with only the header, as Lesson 5.8's export of an empty table will write it, and people.csv, whose header has capital letters, then runs the program. Type the answers as Malformed Imports Results says; for the second import, press Enter at File: without typing anything. Remove-Item deletes the two files afterwards.</w:t>
+        <w:t>This run shows the imports that import nothing. The block resets C#'s own table, contacts_csharp, writes two small files with Set-Content (Lesson 3.14), contacts-empty.csv with only the header, as Lesson 5.8's export of an empty table will write it, and people.csv, whose header has capital letters, then runs the program. Type the answers as Malformed Imports Results says; for the second import, press Enter at File: without typing anything. Remove-Item deletes the two files afterwards.</w:t>
       </w:r>
     </w:p>
     <w:p>
@@ -30880,7 +32519,7 @@
         <w:keepNext/>
       </w:pPr>
       <w:r>
-        <w:t xml:space="preserve">    -e "source ./sql/reset_contacts.sql"</w:t>
+        <w:t xml:space="preserve">    -e "source ./sql/reset_contacts_csharp.sql"</w:t>
       </w:r>
     </w:p>
     <w:p>
@@ -30964,7 +32603,7 @@
         <w:keepNext/>
       </w:pPr>
       <w:r>
-        <w:t>mysql -u devuser -h 127.0.0.1 -P 3306 -D spa_contacts &lt; ./sql/reset_contacts.sql</w:t>
+        <w:t>mysql -u devuser -h 127.0.0.1 -P 3306 -D spa_contacts \</w:t>
       </w:r>
     </w:p>
     <w:p>
@@ -30973,6 +32612,15 @@
         <w:keepNext/>
       </w:pPr>
       <w:r>
+        <w:t xml:space="preserve">    &lt; ./sql/reset_contacts_csharp.sql</w:t>
+      </w:r>
+    </w:p>
+    <w:p>
+      <w:pPr>
+        <w:pStyle w:val="CommandBlock"/>
+        <w:keepNext/>
+      </w:pPr>
+      <w:r>
         <w:t>unset MYSQL_PWD</w:t>
       </w:r>
     </w:p>
@@ -31069,7 +32717,7 @@
         <w:keepNext/>
       </w:pPr>
       <w:r>
-        <w:t>Now import contacts-export.csv, the file Lesson 5.8's export will write, into an empty table. The client lines reset the table, then delete every contact; remember, a DELETE without WHERE removes every row (Lesson 4.8), and here that is what the run needs. Then type the answers as Round Trip Results says: import the file, list, and import it again.</w:t>
+        <w:t>Now import contacts-export.csv, the file Lesson 5.8's export will write, into an empty table. The client lines reset C#'s own table, contacts_csharp, then delete every contact in it; remember, a DELETE without WHERE removes every row (Lesson 4.8), and here that is what the run needs. Then type the answers as Round Trip Results says: import the file, list, and import it again.</w:t>
       </w:r>
     </w:p>
     <w:p>
@@ -31110,7 +32758,7 @@
         <w:keepNext/>
       </w:pPr>
       <w:r>
-        <w:t xml:space="preserve">    -e "source ./sql/reset_contacts.sql"</w:t>
+        <w:t xml:space="preserve">    -e "source ./sql/reset_contacts_csharp.sql"</w:t>
       </w:r>
     </w:p>
     <w:p>
@@ -31128,7 +32776,7 @@
         <w:keepNext/>
       </w:pPr>
       <w:r>
-        <w:t xml:space="preserve">    -e "DELETE FROM contacts"</w:t>
+        <w:t xml:space="preserve">    -e "DELETE FROM contacts_csharp"</w:t>
       </w:r>
     </w:p>
     <w:p>
@@ -31185,7 +32833,7 @@
         <w:keepNext/>
       </w:pPr>
       <w:r>
-        <w:t>mysql -u devuser -h 127.0.0.1 -P 3306 -D spa_contacts &lt; ./sql/reset_contacts.sql</w:t>
+        <w:t>mysql -u devuser -h 127.0.0.1 -P 3306 -D spa_contacts \</w:t>
       </w:r>
     </w:p>
     <w:p>
@@ -31194,6 +32842,15 @@
         <w:keepNext/>
       </w:pPr>
       <w:r>
+        <w:t xml:space="preserve">    &lt; ./sql/reset_contacts_csharp.sql</w:t>
+      </w:r>
+    </w:p>
+    <w:p>
+      <w:pPr>
+        <w:pStyle w:val="CommandBlock"/>
+        <w:keepNext/>
+      </w:pPr>
+      <w:r>
         <w:t>mysql -u devuser -h 127.0.0.1 -P 3306 -D spa_contacts \</w:t>
       </w:r>
     </w:p>
@@ -31203,7 +32860,7 @@
         <w:keepNext/>
       </w:pPr>
       <w:r>
-        <w:t xml:space="preserve">    -e "DELETE FROM contacts"</w:t>
+        <w:t xml:space="preserve">    -e "DELETE FROM contacts_csharp"</w:t>
       </w:r>
     </w:p>
     <w:p>
@@ -31654,7 +33311,7 @@
         <w:pStyle w:val="SourceCode"/>
       </w:pPr>
       <w:r>
-        <w:t>const selectContactsSQL = "SELECT id, name, email, phone FROM contacts " +</w:t>
+        <w:t>const selectContactsSQL = "SELECT id, name, email, phone FROM contacts_go " +</w:t>
       </w:r>
     </w:p>
     <w:p>
@@ -31670,7 +33327,7 @@
         <w:pStyle w:val="SourceCode"/>
       </w:pPr>
       <w:r>
-        <w:t>const insertContactSQL = "INSERT INTO contacts (name, email, phone) " +</w:t>
+        <w:t>const insertContactSQL = "INSERT INTO contacts_go (name, email, phone) " +</w:t>
       </w:r>
     </w:p>
     <w:p>
@@ -34223,7 +35880,7 @@
         <w:keepNext/>
       </w:pPr>
       <w:r>
-        <w:t>Run the block from the lesson-5.7 folder, in a terminal that has SPA_DB_PASSWORD. It runs the Data Reset's file again just before the program, so the table holds exactly the reset's three contacts.</w:t>
+        <w:t>Run the block from the lesson-5.7 folder, in a terminal that has SPA_DB_PASSWORD. It runs Go's line of the Data Reset again just before the program, so its own table, contacts_go, holds exactly the reset's three contacts.</w:t>
       </w:r>
     </w:p>
     <w:p>
@@ -34273,7 +35930,7 @@
         <w:keepNext/>
       </w:pPr>
       <w:r>
-        <w:t xml:space="preserve">    -e "source ./sql/reset_contacts.sql"</w:t>
+        <w:t xml:space="preserve">    -e "source ./sql/reset_contacts_go.sql"</w:t>
       </w:r>
     </w:p>
     <w:p>
@@ -34339,7 +35996,7 @@
         <w:keepNext/>
       </w:pPr>
       <w:r>
-        <w:t>mysql -u devuser -h 127.0.0.1 -P 3306 -D spa_contacts &lt; ./sql/reset_contacts.sql</w:t>
+        <w:t>mysql -u devuser -h 127.0.0.1 -P 3306 -D spa_contacts \</w:t>
       </w:r>
     </w:p>
     <w:p>
@@ -34348,6 +36005,15 @@
         <w:keepNext/>
       </w:pPr>
       <w:r>
+        <w:t xml:space="preserve">    &lt; ./sql/reset_contacts_go.sql</w:t>
+      </w:r>
+    </w:p>
+    <w:p>
+      <w:pPr>
+        <w:pStyle w:val="CommandBlock"/>
+        <w:keepNext/>
+      </w:pPr>
+      <w:r>
         <w:t>unset MYSQL_PWD</w:t>
       </w:r>
     </w:p>
@@ -34726,7 +36392,7 @@
         <w:pStyle w:val="SourceCode"/>
       </w:pPr>
       <w:r>
-        <w:t>const selectContactsSQL = "SELECT id, name, email, phone FROM contacts " +</w:t>
+        <w:t>const selectContactsSQL = "SELECT id, name, email, phone FROM contacts_go " +</w:t>
       </w:r>
     </w:p>
     <w:p>
@@ -34750,7 +36416,7 @@
         <w:pStyle w:val="SourceCode"/>
       </w:pPr>
       <w:r>
-        <w:t>const insertContactSQL = "INSERT INTO contacts (name, email, phone) " +</w:t>
+        <w:t>const insertContactSQL = "INSERT INTO contacts_go (name, email, phone) " +</w:t>
       </w:r>
     </w:p>
     <w:p>
@@ -38512,7 +40178,7 @@
         <w:keepNext/>
       </w:pPr>
       <w:r>
-        <w:t>The block resets the table and runs the program.</w:t>
+        <w:t>The block resets Go's own table, contacts_go, and runs the program.</w:t>
       </w:r>
     </w:p>
     <w:p>
@@ -38562,7 +40228,7 @@
         <w:keepNext/>
       </w:pPr>
       <w:r>
-        <w:t xml:space="preserve">    -e "source ./sql/reset_contacts.sql"</w:t>
+        <w:t xml:space="preserve">    -e "source ./sql/reset_contacts_go.sql"</w:t>
       </w:r>
     </w:p>
     <w:p>
@@ -38628,7 +40294,7 @@
         <w:keepNext/>
       </w:pPr>
       <w:r>
-        <w:t>mysql -u devuser -h 127.0.0.1 -P 3306 -D spa_contacts &lt; ./sql/reset_contacts.sql</w:t>
+        <w:t>mysql -u devuser -h 127.0.0.1 -P 3306 -D spa_contacts \</w:t>
       </w:r>
     </w:p>
     <w:p>
@@ -38637,6 +40303,15 @@
         <w:keepNext/>
       </w:pPr>
       <w:r>
+        <w:t xml:space="preserve">    &lt; ./sql/reset_contacts_go.sql</w:t>
+      </w:r>
+    </w:p>
+    <w:p>
+      <w:pPr>
+        <w:pStyle w:val="CommandBlock"/>
+        <w:keepNext/>
+      </w:pPr>
+      <w:r>
         <w:t>unset MYSQL_PWD</w:t>
       </w:r>
     </w:p>
@@ -38714,7 +40389,7 @@
         <w:keepNext/>
       </w:pPr>
       <w:r>
-        <w:t>This run shows the imports that import nothing. The block resets the table, writes two small files with Set-Content (Lesson 3.14), contacts-empty.csv with only the header, as Lesson 5.8's export of an empty table will write it, and people.csv, whose header has capital letters, then runs the program. Type the answers as Malformed Imports Results says; for the second import, press Enter at File: without typing anything. Remove-Item deletes the two files afterwards.</w:t>
+        <w:t>This run shows the imports that import nothing. The block resets Go's own table, contacts_go, writes two small files with Set-Content (Lesson 3.14), contacts-empty.csv with only the header, as Lesson 5.8's export of an empty table will write it, and people.csv, whose header has capital letters, then runs the program. Type the answers as Malformed Imports Results says; for the second import, press Enter at File: without typing anything. Remove-Item deletes the two files afterwards.</w:t>
       </w:r>
     </w:p>
     <w:p>
@@ -38755,7 +40430,7 @@
         <w:keepNext/>
       </w:pPr>
       <w:r>
-        <w:t xml:space="preserve">    -e "source ./sql/reset_contacts.sql"</w:t>
+        <w:t xml:space="preserve">    -e "source ./sql/reset_contacts_go.sql"</w:t>
       </w:r>
     </w:p>
     <w:p>
@@ -38839,7 +40514,7 @@
         <w:keepNext/>
       </w:pPr>
       <w:r>
-        <w:t>mysql -u devuser -h 127.0.0.1 -P 3306 -D spa_contacts &lt; ./sql/reset_contacts.sql</w:t>
+        <w:t>mysql -u devuser -h 127.0.0.1 -P 3306 -D spa_contacts \</w:t>
       </w:r>
     </w:p>
     <w:p>
@@ -38848,6 +40523,15 @@
         <w:keepNext/>
       </w:pPr>
       <w:r>
+        <w:t xml:space="preserve">    &lt; ./sql/reset_contacts_go.sql</w:t>
+      </w:r>
+    </w:p>
+    <w:p>
+      <w:pPr>
+        <w:pStyle w:val="CommandBlock"/>
+        <w:keepNext/>
+      </w:pPr>
+      <w:r>
         <w:t>unset MYSQL_PWD</w:t>
       </w:r>
     </w:p>
@@ -38944,7 +40628,7 @@
         <w:keepNext/>
       </w:pPr>
       <w:r>
-        <w:t>Now import contacts-export.csv, the file Lesson 5.8's export will write, into an empty table. The client lines reset the table, then delete every contact; remember, a DELETE without WHERE removes every row (Lesson 4.8), and here that is what the run needs. Then type the answers as Round Trip Results says: import the file, list, and import it again.</w:t>
+        <w:t>Now import contacts-export.csv, the file Lesson 5.8's export will write, into an empty table. The client lines reset Go's own table, contacts_go, then delete every contact in it; remember, a DELETE without WHERE removes every row (Lesson 4.8), and here that is what the run needs. Then type the answers as Round Trip Results says: import the file, list, and import it again.</w:t>
       </w:r>
     </w:p>
     <w:p>
@@ -38985,7 +40669,7 @@
         <w:keepNext/>
       </w:pPr>
       <w:r>
-        <w:t xml:space="preserve">    -e "source ./sql/reset_contacts.sql"</w:t>
+        <w:t xml:space="preserve">    -e "source ./sql/reset_contacts_go.sql"</w:t>
       </w:r>
     </w:p>
     <w:p>
@@ -39003,7 +40687,7 @@
         <w:keepNext/>
       </w:pPr>
       <w:r>
-        <w:t xml:space="preserve">    -e "DELETE FROM contacts"</w:t>
+        <w:t xml:space="preserve">    -e "DELETE FROM contacts_go"</w:t>
       </w:r>
     </w:p>
     <w:p>
@@ -39060,7 +40744,7 @@
         <w:keepNext/>
       </w:pPr>
       <w:r>
-        <w:t>mysql -u devuser -h 127.0.0.1 -P 3306 -D spa_contacts &lt; ./sql/reset_contacts.sql</w:t>
+        <w:t>mysql -u devuser -h 127.0.0.1 -P 3306 -D spa_contacts \</w:t>
       </w:r>
     </w:p>
     <w:p>
@@ -39069,6 +40753,15 @@
         <w:keepNext/>
       </w:pPr>
       <w:r>
+        <w:t xml:space="preserve">    &lt; ./sql/reset_contacts_go.sql</w:t>
+      </w:r>
+    </w:p>
+    <w:p>
+      <w:pPr>
+        <w:pStyle w:val="CommandBlock"/>
+        <w:keepNext/>
+      </w:pPr>
+      <w:r>
         <w:t>mysql -u devuser -h 127.0.0.1 -P 3306 -D spa_contacts \</w:t>
       </w:r>
     </w:p>
@@ -39078,7 +40771,7 @@
         <w:keepNext/>
       </w:pPr>
       <w:r>
-        <w:t xml:space="preserve">    -e "DELETE FROM contacts"</w:t>
+        <w:t xml:space="preserve">    -e "DELETE FROM contacts_go"</w:t>
       </w:r>
     </w:p>
     <w:p>
@@ -39444,7 +41137,7 @@
         <w:pStyle w:val="SourceCode"/>
       </w:pPr>
       <w:r>
-        <w:t>SELECT_CONTACTS = ("SELECT id, name, email, phone FROM contacts "</w:t>
+        <w:t>SELECT_CONTACTS = ("SELECT id, name, email, phone FROM contacts_python "</w:t>
       </w:r>
     </w:p>
     <w:p>
@@ -39460,7 +41153,7 @@
         <w:pStyle w:val="SourceCode"/>
       </w:pPr>
       <w:r>
-        <w:t>INSERT_CONTACT = ("INSERT INTO contacts (name, email, phone) "</w:t>
+        <w:t>INSERT_CONTACT = ("INSERT INTO contacts_python (name, email, phone) "</w:t>
       </w:r>
     </w:p>
     <w:p>
@@ -41426,7 +43119,7 @@
         <w:keepNext/>
       </w:pPr>
       <w:r>
-        <w:t>Run the block from the lesson-5.7 folder, in a terminal that has SPA_DB_PASSWORD. It runs the Data Reset's file again just before the program, so the table holds exactly the reset's three contacts.</w:t>
+        <w:t>Run the block from the lesson-5.7 folder, in a terminal that has SPA_DB_PASSWORD. It runs Python's line of the Data Reset again just before the program, so its own table, contacts_python, holds exactly the reset's three contacts.</w:t>
       </w:r>
     </w:p>
     <w:p>
@@ -41467,7 +43160,7 @@
         <w:keepNext/>
       </w:pPr>
       <w:r>
-        <w:t xml:space="preserve">    -e "source ./sql/reset_contacts.sql"</w:t>
+        <w:t xml:space="preserve">    -e "source ./sql/reset_contacts_python.sql"</w:t>
       </w:r>
     </w:p>
     <w:p>
@@ -41524,7 +43217,7 @@
         <w:keepNext/>
       </w:pPr>
       <w:r>
-        <w:t>mysql -u devuser -h 127.0.0.1 -P 3306 -D spa_contacts &lt; ./sql/reset_contacts.sql</w:t>
+        <w:t>mysql -u devuser -h 127.0.0.1 -P 3306 -D spa_contacts \</w:t>
       </w:r>
     </w:p>
     <w:p>
@@ -41533,6 +43226,15 @@
         <w:keepNext/>
       </w:pPr>
       <w:r>
+        <w:t xml:space="preserve">    &lt; ./sql/reset_contacts_python.sql</w:t>
+      </w:r>
+    </w:p>
+    <w:p>
+      <w:pPr>
+        <w:pStyle w:val="CommandBlock"/>
+        <w:keepNext/>
+      </w:pPr>
+      <w:r>
         <w:t>unset MYSQL_PWD</w:t>
       </w:r>
     </w:p>
@@ -41837,7 +43539,7 @@
         <w:pStyle w:val="SourceCode"/>
       </w:pPr>
       <w:r>
-        <w:t>SELECT_CONTACTS = ("SELECT id, name, email, phone FROM contacts "</w:t>
+        <w:t>SELECT_CONTACTS = ("SELECT id, name, email, phone FROM contacts_python "</w:t>
       </w:r>
     </w:p>
     <w:p>
@@ -41861,7 +43563,15 @@
         <w:pStyle w:val="SourceCode"/>
       </w:pPr>
       <w:r>
-        <w:t>INSERT_CONTACT = "INSERT INTO contacts (name, email, phone) VALUES (%s, %s, %s)"</w:t>
+        <w:t>INSERT_CONTACT = ("INSERT INTO contacts_python (name, email, phone) "</w:t>
+      </w:r>
+    </w:p>
+    <w:p>
+      <w:pPr>
+        <w:pStyle w:val="SourceCode"/>
+      </w:pPr>
+      <w:r>
+        <w:t xml:space="preserve">                  "VALUES (%s, %s, %s)")</w:t>
       </w:r>
     </w:p>
     <w:p>
@@ -44709,7 +46419,7 @@
         <w:keepNext/>
       </w:pPr>
       <w:r>
-        <w:t>The block resets the table and runs the program.</w:t>
+        <w:t>The block resets Python's own table, contacts_python, and runs the program.</w:t>
       </w:r>
     </w:p>
     <w:p>
@@ -44750,7 +46460,7 @@
         <w:keepNext/>
       </w:pPr>
       <w:r>
-        <w:t xml:space="preserve">    -e "source ./sql/reset_contacts.sql"</w:t>
+        <w:t xml:space="preserve">    -e "source ./sql/reset_contacts_python.sql"</w:t>
       </w:r>
     </w:p>
     <w:p>
@@ -44807,7 +46517,7 @@
         <w:keepNext/>
       </w:pPr>
       <w:r>
-        <w:t>mysql -u devuser -h 127.0.0.1 -P 3306 -D spa_contacts &lt; ./sql/reset_contacts.sql</w:t>
+        <w:t>mysql -u devuser -h 127.0.0.1 -P 3306 -D spa_contacts \</w:t>
       </w:r>
     </w:p>
     <w:p>
@@ -44816,6 +46526,15 @@
         <w:keepNext/>
       </w:pPr>
       <w:r>
+        <w:t xml:space="preserve">    &lt; ./sql/reset_contacts_python.sql</w:t>
+      </w:r>
+    </w:p>
+    <w:p>
+      <w:pPr>
+        <w:pStyle w:val="CommandBlock"/>
+        <w:keepNext/>
+      </w:pPr>
+      <w:r>
         <w:t>unset MYSQL_PWD</w:t>
       </w:r>
     </w:p>
@@ -44893,7 +46612,7 @@
         <w:keepNext/>
       </w:pPr>
       <w:r>
-        <w:t>This run shows the imports that import nothing. The block resets the table, writes two small files with Set-Content (Lesson 3.14), contacts-empty.csv with only the header, as Lesson 5.8's export of an empty table will write it, and people.csv, whose header has capital letters, then runs the program. Type the answers as Malformed Imports Results says; for the second import, press Enter at File: without typing anything. Remove-Item deletes the two files afterwards.</w:t>
+        <w:t>This run shows the imports that import nothing. The block resets Python's own table, contacts_python, writes two small files with Set-Content (Lesson 3.14), contacts-empty.csv with only the header, as Lesson 5.8's export of an empty table will write it, and people.csv, whose header has capital letters, then runs the program. Type the answers as Malformed Imports Results says; for the second import, press Enter at File: without typing anything. Remove-Item deletes the two files afterwards.</w:t>
       </w:r>
     </w:p>
     <w:p>
@@ -44934,7 +46653,7 @@
         <w:keepNext/>
       </w:pPr>
       <w:r>
-        <w:t xml:space="preserve">    -e "source ./sql/reset_contacts.sql"</w:t>
+        <w:t xml:space="preserve">    -e "source ./sql/reset_contacts_python.sql"</w:t>
       </w:r>
     </w:p>
     <w:p>
@@ -45018,7 +46737,7 @@
         <w:keepNext/>
       </w:pPr>
       <w:r>
-        <w:t>mysql -u devuser -h 127.0.0.1 -P 3306 -D spa_contacts &lt; ./sql/reset_contacts.sql</w:t>
+        <w:t>mysql -u devuser -h 127.0.0.1 -P 3306 -D spa_contacts \</w:t>
       </w:r>
     </w:p>
     <w:p>
@@ -45027,6 +46746,15 @@
         <w:keepNext/>
       </w:pPr>
       <w:r>
+        <w:t xml:space="preserve">    &lt; ./sql/reset_contacts_python.sql</w:t>
+      </w:r>
+    </w:p>
+    <w:p>
+      <w:pPr>
+        <w:pStyle w:val="CommandBlock"/>
+        <w:keepNext/>
+      </w:pPr>
+      <w:r>
         <w:t>unset MYSQL_PWD</w:t>
       </w:r>
     </w:p>
@@ -45123,7 +46851,7 @@
         <w:keepNext/>
       </w:pPr>
       <w:r>
-        <w:t>Now import contacts-export.csv, the file Lesson 5.8's export will write, into an empty table. The client lines reset the table, then delete every contact; remember, a DELETE without WHERE removes every row (Lesson 4.8), and here that is what the run needs. Then type the answers as Round Trip Results says: import the file, list, and import it again.</w:t>
+        <w:t>Now import contacts-export.csv, the file Lesson 5.8's export will write, into an empty table. The client lines reset Python's own table, contacts_python, then delete every contact in it; remember, a DELETE without WHERE removes every row (Lesson 4.8), and here that is what the run needs. Then type the answers as Round Trip Results says: import the file, list, and import it again.</w:t>
       </w:r>
     </w:p>
     <w:p>
@@ -45164,7 +46892,7 @@
         <w:keepNext/>
       </w:pPr>
       <w:r>
-        <w:t xml:space="preserve">    -e "source ./sql/reset_contacts.sql"</w:t>
+        <w:t xml:space="preserve">    -e "source ./sql/reset_contacts_python.sql"</w:t>
       </w:r>
     </w:p>
     <w:p>
@@ -45182,7 +46910,7 @@
         <w:keepNext/>
       </w:pPr>
       <w:r>
-        <w:t xml:space="preserve">    -e "DELETE FROM contacts"</w:t>
+        <w:t xml:space="preserve">    -e "DELETE FROM contacts_python"</w:t>
       </w:r>
     </w:p>
     <w:p>
@@ -45239,7 +46967,7 @@
         <w:keepNext/>
       </w:pPr>
       <w:r>
-        <w:t>mysql -u devuser -h 127.0.0.1 -P 3306 -D spa_contacts &lt; ./sql/reset_contacts.sql</w:t>
+        <w:t>mysql -u devuser -h 127.0.0.1 -P 3306 -D spa_contacts \</w:t>
       </w:r>
     </w:p>
     <w:p>
@@ -45248,6 +46976,15 @@
         <w:keepNext/>
       </w:pPr>
       <w:r>
+        <w:t xml:space="preserve">    &lt; ./sql/reset_contacts_python.sql</w:t>
+      </w:r>
+    </w:p>
+    <w:p>
+      <w:pPr>
+        <w:pStyle w:val="CommandBlock"/>
+        <w:keepNext/>
+      </w:pPr>
+      <w:r>
         <w:t>mysql -u devuser -h 127.0.0.1 -P 3306 -D spa_contacts \</w:t>
       </w:r>
     </w:p>
@@ -45257,7 +46994,7 @@
         <w:keepNext/>
       </w:pPr>
       <w:r>
-        <w:t xml:space="preserve">    -e "DELETE FROM contacts"</w:t>
+        <w:t xml:space="preserve">    -e "DELETE FROM contacts_python"</w:t>
       </w:r>
     </w:p>
     <w:p>
@@ -45626,7 +47363,7 @@
         <w:pStyle w:val="SourceCode"/>
       </w:pPr>
       <w:r>
-        <w:t xml:space="preserve">    "SELECT id, name, email, phone FROM contacts ORDER BY name, id";</w:t>
+        <w:t xml:space="preserve">    "SELECT id, name, email, phone FROM contacts_typescript ORDER BY name, id";</w:t>
       </w:r>
     </w:p>
     <w:p>
@@ -45642,7 +47379,7 @@
         <w:pStyle w:val="SourceCode"/>
       </w:pPr>
       <w:r>
-        <w:t xml:space="preserve">    "INSERT INTO contacts (name, email, phone) VALUES (?, ?, ?)";</w:t>
+        <w:t xml:space="preserve">    "INSERT INTO contacts_typescript (name, email, phone) VALUES (?, ?, ?)";</w:t>
       </w:r>
     </w:p>
     <w:p>
@@ -48334,7 +50071,7 @@
         <w:keepNext/>
       </w:pPr>
       <w:r>
-        <w:t>Run the block from the lesson-5.7 folder, in a terminal that has SPA_DB_PASSWORD. It runs the Data Reset's file again just before the program, so the table holds exactly the reset's three contacts.</w:t>
+        <w:t>Run the block from the lesson-5.7 folder, in a terminal that has SPA_DB_PASSWORD. It runs TypeScript's line of the Data Reset again just before the program, so its own table, contacts_typescript, holds exactly the reset's three contacts.</w:t>
       </w:r>
     </w:p>
     <w:p>
@@ -48393,7 +50130,7 @@
         <w:keepNext/>
       </w:pPr>
       <w:r>
-        <w:t xml:space="preserve">    -e "source ./sql/reset_contacts.sql"</w:t>
+        <w:t xml:space="preserve">    -e "source ./sql/reset_contacts_typescript.sql"</w:t>
       </w:r>
     </w:p>
     <w:p>
@@ -48468,7 +50205,7 @@
         <w:keepNext/>
       </w:pPr>
       <w:r>
-        <w:t>mysql -u devuser -h 127.0.0.1 -P 3306 -D spa_contacts &lt; ./sql/reset_contacts.sql</w:t>
+        <w:t>mysql -u devuser -h 127.0.0.1 -P 3306 -D spa_contacts \</w:t>
       </w:r>
     </w:p>
     <w:p>
@@ -48477,6 +50214,15 @@
         <w:keepNext/>
       </w:pPr>
       <w:r>
+        <w:t xml:space="preserve">    &lt; ./sql/reset_contacts_typescript.sql</w:t>
+      </w:r>
+    </w:p>
+    <w:p>
+      <w:pPr>
+        <w:pStyle w:val="CommandBlock"/>
+        <w:keepNext/>
+      </w:pPr>
+      <w:r>
         <w:t>unset MYSQL_PWD</w:t>
       </w:r>
     </w:p>
@@ -48792,7 +50538,7 @@
         <w:pStyle w:val="SourceCode"/>
       </w:pPr>
       <w:r>
-        <w:t xml:space="preserve">    "SELECT id, name, email, phone FROM contacts ORDER BY name, id";</w:t>
+        <w:t xml:space="preserve">    "SELECT id, name, email, phone FROM contacts_typescript ORDER BY name, id";</w:t>
       </w:r>
     </w:p>
     <w:p>
@@ -48816,7 +50562,7 @@
         <w:pStyle w:val="SourceCode"/>
       </w:pPr>
       <w:r>
-        <w:t xml:space="preserve">    "INSERT INTO contacts (name, email, phone) VALUES (?, ?, ?)";</w:t>
+        <w:t xml:space="preserve">    "INSERT INTO contacts_typescript (name, email, phone) VALUES (?, ?, ?)";</w:t>
       </w:r>
     </w:p>
     <w:p>
@@ -52523,7 +54269,7 @@
         <w:keepNext/>
       </w:pPr>
       <w:r>
-        <w:t>The block resets the table and runs the program.</w:t>
+        <w:t>The block resets TypeScript's own table, contacts_typescript, and runs the program.</w:t>
       </w:r>
     </w:p>
     <w:p>
@@ -52582,7 +54328,7 @@
         <w:keepNext/>
       </w:pPr>
       <w:r>
-        <w:t xml:space="preserve">    -e "source ./sql/reset_contacts.sql"</w:t>
+        <w:t xml:space="preserve">    -e "source ./sql/reset_contacts_typescript.sql"</w:t>
       </w:r>
     </w:p>
     <w:p>
@@ -52657,7 +54403,7 @@
         <w:keepNext/>
       </w:pPr>
       <w:r>
-        <w:t>mysql -u devuser -h 127.0.0.1 -P 3306 -D spa_contacts &lt; ./sql/reset_contacts.sql</w:t>
+        <w:t>mysql -u devuser -h 127.0.0.1 -P 3306 -D spa_contacts \</w:t>
       </w:r>
     </w:p>
     <w:p>
@@ -52666,6 +54412,15 @@
         <w:keepNext/>
       </w:pPr>
       <w:r>
+        <w:t xml:space="preserve">    &lt; ./sql/reset_contacts_typescript.sql</w:t>
+      </w:r>
+    </w:p>
+    <w:p>
+      <w:pPr>
+        <w:pStyle w:val="CommandBlock"/>
+        <w:keepNext/>
+      </w:pPr>
+      <w:r>
         <w:t>unset MYSQL_PWD</w:t>
       </w:r>
     </w:p>
@@ -52743,7 +54498,7 @@
         <w:keepNext/>
       </w:pPr>
       <w:r>
-        <w:t>This run shows the imports that import nothing. The block resets the table, writes two small files with Set-Content (Lesson 3.14), contacts-empty.csv with only the header, as Lesson 5.8's export of an empty table will write it, and people.csv, whose header has capital letters, then runs the program. Type the answers as Malformed Imports Results says; for the second import, press Enter at File: without typing anything. Remove-Item deletes the two files afterwards.</w:t>
+        <w:t>This run shows the imports that import nothing. The block resets TypeScript's own table, contacts_typescript, writes two small files with Set-Content (Lesson 3.14), contacts-empty.csv with only the header, as Lesson 5.8's export of an empty table will write it, and people.csv, whose header has capital letters, then runs the program. Type the answers as Malformed Imports Results says; for the second import, press Enter at File: without typing anything. Remove-Item deletes the two files afterwards.</w:t>
       </w:r>
     </w:p>
     <w:p>
@@ -52784,7 +54539,7 @@
         <w:keepNext/>
       </w:pPr>
       <w:r>
-        <w:t xml:space="preserve">    -e "source ./sql/reset_contacts.sql"</w:t>
+        <w:t xml:space="preserve">    -e "source ./sql/reset_contacts_typescript.sql"</w:t>
       </w:r>
     </w:p>
     <w:p>
@@ -52868,7 +54623,7 @@
         <w:keepNext/>
       </w:pPr>
       <w:r>
-        <w:t>mysql -u devuser -h 127.0.0.1 -P 3306 -D spa_contacts &lt; ./sql/reset_contacts.sql</w:t>
+        <w:t>mysql -u devuser -h 127.0.0.1 -P 3306 -D spa_contacts \</w:t>
       </w:r>
     </w:p>
     <w:p>
@@ -52877,6 +54632,15 @@
         <w:keepNext/>
       </w:pPr>
       <w:r>
+        <w:t xml:space="preserve">    &lt; ./sql/reset_contacts_typescript.sql</w:t>
+      </w:r>
+    </w:p>
+    <w:p>
+      <w:pPr>
+        <w:pStyle w:val="CommandBlock"/>
+        <w:keepNext/>
+      </w:pPr>
+      <w:r>
         <w:t>unset MYSQL_PWD</w:t>
       </w:r>
     </w:p>
@@ -52973,7 +54737,7 @@
         <w:keepNext/>
       </w:pPr>
       <w:r>
-        <w:t>Now import contacts-export.csv, the file Lesson 5.8's export will write, into an empty table. The client lines reset the table, then delete every contact; remember, a DELETE without WHERE removes every row (Lesson 4.8), and here that is what the run needs. Then type the answers as Round Trip Results says: import the file, list, and import it again.</w:t>
+        <w:t>Now import contacts-export.csv, the file Lesson 5.8's export will write, into an empty table. The client lines reset TypeScript's own table, contacts_typescript, then delete every contact in it; remember, a DELETE without WHERE removes every row (Lesson 4.8), and here that is what the run needs. Then type the answers as Round Trip Results says: import the file, list, and import it again.</w:t>
       </w:r>
     </w:p>
     <w:p>
@@ -53014,7 +54778,7 @@
         <w:keepNext/>
       </w:pPr>
       <w:r>
-        <w:t xml:space="preserve">    -e "source ./sql/reset_contacts.sql"</w:t>
+        <w:t xml:space="preserve">    -e "source ./sql/reset_contacts_typescript.sql"</w:t>
       </w:r>
     </w:p>
     <w:p>
@@ -53032,7 +54796,7 @@
         <w:keepNext/>
       </w:pPr>
       <w:r>
-        <w:t xml:space="preserve">    -e "DELETE FROM contacts"</w:t>
+        <w:t xml:space="preserve">    -e "DELETE FROM contacts_typescript"</w:t>
       </w:r>
     </w:p>
     <w:p>
@@ -53089,7 +54853,7 @@
         <w:keepNext/>
       </w:pPr>
       <w:r>
-        <w:t>mysql -u devuser -h 127.0.0.1 -P 3306 -D spa_contacts &lt; ./sql/reset_contacts.sql</w:t>
+        <w:t>mysql -u devuser -h 127.0.0.1 -P 3306 -D spa_contacts \</w:t>
       </w:r>
     </w:p>
     <w:p>
@@ -53098,6 +54862,15 @@
         <w:keepNext/>
       </w:pPr>
       <w:r>
+        <w:t xml:space="preserve">    &lt; ./sql/reset_contacts_typescript.sql</w:t>
+      </w:r>
+    </w:p>
+    <w:p>
+      <w:pPr>
+        <w:pStyle w:val="CommandBlock"/>
+        <w:keepNext/>
+      </w:pPr>
+      <w:r>
         <w:t>mysql -u devuser -h 127.0.0.1 -P 3306 -D spa_contacts \</w:t>
       </w:r>
     </w:p>
@@ -53107,7 +54880,7 @@
         <w:keepNext/>
       </w:pPr>
       <w:r>
-        <w:t xml:space="preserve">    -e "DELETE FROM contacts"</w:t>
+        <w:t xml:space="preserve">    -e "DELETE FROM contacts_typescript"</w:t>
       </w:r>
     </w:p>
     <w:p>
@@ -55911,31 +57684,31 @@
       </w:rPr>
     </w:lvl>
   </w:abstractNum>
-  <w:num w:numId="1" w16cid:durableId="1352024338">
+  <w:num w:numId="1" w16cid:durableId="1808544823">
     <w:abstractNumId w:val="8"/>
   </w:num>
-  <w:num w:numId="2" w16cid:durableId="275645582">
+  <w:num w:numId="2" w16cid:durableId="2071078006">
     <w:abstractNumId w:val="6"/>
   </w:num>
-  <w:num w:numId="3" w16cid:durableId="117453534">
+  <w:num w:numId="3" w16cid:durableId="1931500761">
     <w:abstractNumId w:val="5"/>
   </w:num>
-  <w:num w:numId="4" w16cid:durableId="1470398124">
+  <w:num w:numId="4" w16cid:durableId="1822845676">
     <w:abstractNumId w:val="4"/>
   </w:num>
-  <w:num w:numId="5" w16cid:durableId="282469590">
+  <w:num w:numId="5" w16cid:durableId="1184174723">
     <w:abstractNumId w:val="7"/>
   </w:num>
-  <w:num w:numId="6" w16cid:durableId="724717832">
+  <w:num w:numId="6" w16cid:durableId="660427851">
     <w:abstractNumId w:val="3"/>
   </w:num>
-  <w:num w:numId="7" w16cid:durableId="367685310">
+  <w:num w:numId="7" w16cid:durableId="193085129">
     <w:abstractNumId w:val="2"/>
   </w:num>
-  <w:num w:numId="8" w16cid:durableId="313800631">
+  <w:num w:numId="8" w16cid:durableId="857960600">
     <w:abstractNumId w:val="1"/>
   </w:num>
-  <w:num w:numId="9" w16cid:durableId="226695111">
+  <w:num w:numId="9" w16cid:durableId="1017393228">
     <w:abstractNumId w:val="0"/>
   </w:num>
 </w:numbering>
